--- a/python library.docx
+++ b/python library.docx
@@ -14,6 +14,8 @@
         </w:rPr>
         <w:t>Itertools</w:t>
       </w:r>
+      <w:bookmarkStart w:id="0" w:name="_GoBack"/>
+      <w:bookmarkEnd w:id="0"/>
     </w:p>
     <w:p>
       <w:pPr>
@@ -651,8 +653,6 @@
         </w:rPr>
         <w:t>Import PIL</w:t>
       </w:r>
-      <w:bookmarkStart w:id="0" w:name="_GoBack"/>
-      <w:bookmarkEnd w:id="0"/>
     </w:p>
     <w:p>
       <w:pPr>
@@ -8254,6 +8254,95 @@
 <file path=word/numbering.xml><?xml version="1.0" encoding="utf-8"?>
 <w:numbering xmlns:wpc="http://schemas.microsoft.com/office/word/2010/wordprocessingCanvas" xmlns:mc="http://schemas.openxmlformats.org/markup-compatibility/2006" xmlns:o="urn:schemas-microsoft-com:office:office" xmlns:r="http://schemas.openxmlformats.org/officeDocument/2006/relationships" xmlns:m="http://schemas.openxmlformats.org/officeDocument/2006/math" xmlns:v="urn:schemas-microsoft-com:vml" xmlns:wp14="http://schemas.microsoft.com/office/word/2010/wordprocessingDrawing" xmlns:wp="http://schemas.openxmlformats.org/drawingml/2006/wordprocessingDrawing" xmlns:w10="urn:schemas-microsoft-com:office:word" xmlns:w="http://schemas.openxmlformats.org/wordprocessingml/2006/main" xmlns:w14="http://schemas.microsoft.com/office/word/2010/wordml" xmlns:wpg="http://schemas.microsoft.com/office/word/2010/wordprocessingGroup" xmlns:wpi="http://schemas.microsoft.com/office/word/2010/wordprocessingInk" xmlns:wne="http://schemas.microsoft.com/office/word/2006/wordml" xmlns:wps="http://schemas.microsoft.com/office/word/2010/wordprocessingShape" mc:Ignorable="w14 wp14">
   <w:abstractNum w:abstractNumId="0">
+    <w:nsid w:val="0AB730A3"/>
+    <w:multiLevelType w:val="hybridMultilevel"/>
+    <w:tmpl w:val="7C600FB0"/>
+    <w:lvl w:ilvl="0" w:tplc="F9249A7E">
+      <w:start w:val="1"/>
+      <w:numFmt w:val="decimal"/>
+      <w:lvlText w:val="%1."/>
+      <w:lvlJc w:val="left"/>
+      <w:pPr>
+        <w:ind w:left="1080" w:hanging="360"/>
+      </w:pPr>
+      <w:rPr>
+        <w:rFonts w:hint="default"/>
+      </w:rPr>
+    </w:lvl>
+    <w:lvl w:ilvl="1" w:tplc="042A0019" w:tentative="1">
+      <w:start w:val="1"/>
+      <w:numFmt w:val="lowerLetter"/>
+      <w:lvlText w:val="%2."/>
+      <w:lvlJc w:val="left"/>
+      <w:pPr>
+        <w:ind w:left="1800" w:hanging="360"/>
+      </w:pPr>
+    </w:lvl>
+    <w:lvl w:ilvl="2" w:tplc="042A001B" w:tentative="1">
+      <w:start w:val="1"/>
+      <w:numFmt w:val="lowerRoman"/>
+      <w:lvlText w:val="%3."/>
+      <w:lvlJc w:val="right"/>
+      <w:pPr>
+        <w:ind w:left="2520" w:hanging="180"/>
+      </w:pPr>
+    </w:lvl>
+    <w:lvl w:ilvl="3" w:tplc="042A000F" w:tentative="1">
+      <w:start w:val="1"/>
+      <w:numFmt w:val="decimal"/>
+      <w:lvlText w:val="%4."/>
+      <w:lvlJc w:val="left"/>
+      <w:pPr>
+        <w:ind w:left="3240" w:hanging="360"/>
+      </w:pPr>
+    </w:lvl>
+    <w:lvl w:ilvl="4" w:tplc="042A0019" w:tentative="1">
+      <w:start w:val="1"/>
+      <w:numFmt w:val="lowerLetter"/>
+      <w:lvlText w:val="%5."/>
+      <w:lvlJc w:val="left"/>
+      <w:pPr>
+        <w:ind w:left="3960" w:hanging="360"/>
+      </w:pPr>
+    </w:lvl>
+    <w:lvl w:ilvl="5" w:tplc="042A001B" w:tentative="1">
+      <w:start w:val="1"/>
+      <w:numFmt w:val="lowerRoman"/>
+      <w:lvlText w:val="%6."/>
+      <w:lvlJc w:val="right"/>
+      <w:pPr>
+        <w:ind w:left="4680" w:hanging="180"/>
+      </w:pPr>
+    </w:lvl>
+    <w:lvl w:ilvl="6" w:tplc="042A000F" w:tentative="1">
+      <w:start w:val="1"/>
+      <w:numFmt w:val="decimal"/>
+      <w:lvlText w:val="%7."/>
+      <w:lvlJc w:val="left"/>
+      <w:pPr>
+        <w:ind w:left="5400" w:hanging="360"/>
+      </w:pPr>
+    </w:lvl>
+    <w:lvl w:ilvl="7" w:tplc="042A0019" w:tentative="1">
+      <w:start w:val="1"/>
+      <w:numFmt w:val="lowerLetter"/>
+      <w:lvlText w:val="%8."/>
+      <w:lvlJc w:val="left"/>
+      <w:pPr>
+        <w:ind w:left="6120" w:hanging="360"/>
+      </w:pPr>
+    </w:lvl>
+    <w:lvl w:ilvl="8" w:tplc="042A001B" w:tentative="1">
+      <w:start w:val="1"/>
+      <w:numFmt w:val="lowerRoman"/>
+      <w:lvlText w:val="%9."/>
+      <w:lvlJc w:val="right"/>
+      <w:pPr>
+        <w:ind w:left="6840" w:hanging="180"/>
+      </w:pPr>
+    </w:lvl>
+  </w:abstractNum>
+  <w:abstractNum w:abstractNumId="1">
     <w:nsid w:val="5D17039F"/>
     <w:multiLevelType w:val="hybridMultilevel"/>
     <w:tmpl w:val="17044D6C"/>
@@ -8366,7 +8455,120 @@
       </w:rPr>
     </w:lvl>
   </w:abstractNum>
-  <w:abstractNum w:abstractNumId="1">
+  <w:abstractNum w:abstractNumId="2">
+    <w:nsid w:val="6900783D"/>
+    <w:multiLevelType w:val="hybridMultilevel"/>
+    <w:tmpl w:val="270A1840"/>
+    <w:lvl w:ilvl="0" w:tplc="10389DC6">
+      <w:start w:val="1"/>
+      <w:numFmt w:val="bullet"/>
+      <w:lvlText w:val=""/>
+      <w:lvlJc w:val="left"/>
+      <w:pPr>
+        <w:ind w:left="1080" w:hanging="360"/>
+      </w:pPr>
+      <w:rPr>
+        <w:rFonts w:ascii="Wingdings" w:eastAsiaTheme="minorHAnsi" w:hAnsi="Wingdings" w:cstheme="minorBidi" w:hint="default"/>
+      </w:rPr>
+    </w:lvl>
+    <w:lvl w:ilvl="1" w:tplc="042A0003" w:tentative="1">
+      <w:start w:val="1"/>
+      <w:numFmt w:val="bullet"/>
+      <w:lvlText w:val="o"/>
+      <w:lvlJc w:val="left"/>
+      <w:pPr>
+        <w:ind w:left="1800" w:hanging="360"/>
+      </w:pPr>
+      <w:rPr>
+        <w:rFonts w:ascii="Courier New" w:hAnsi="Courier New" w:cs="Courier New" w:hint="default"/>
+      </w:rPr>
+    </w:lvl>
+    <w:lvl w:ilvl="2" w:tplc="042A0005" w:tentative="1">
+      <w:start w:val="1"/>
+      <w:numFmt w:val="bullet"/>
+      <w:lvlText w:val=""/>
+      <w:lvlJc w:val="left"/>
+      <w:pPr>
+        <w:ind w:left="2520" w:hanging="360"/>
+      </w:pPr>
+      <w:rPr>
+        <w:rFonts w:ascii="Wingdings" w:hAnsi="Wingdings" w:hint="default"/>
+      </w:rPr>
+    </w:lvl>
+    <w:lvl w:ilvl="3" w:tplc="042A0001" w:tentative="1">
+      <w:start w:val="1"/>
+      <w:numFmt w:val="bullet"/>
+      <w:lvlText w:val=""/>
+      <w:lvlJc w:val="left"/>
+      <w:pPr>
+        <w:ind w:left="3240" w:hanging="360"/>
+      </w:pPr>
+      <w:rPr>
+        <w:rFonts w:ascii="Symbol" w:hAnsi="Symbol" w:hint="default"/>
+      </w:rPr>
+    </w:lvl>
+    <w:lvl w:ilvl="4" w:tplc="042A0003" w:tentative="1">
+      <w:start w:val="1"/>
+      <w:numFmt w:val="bullet"/>
+      <w:lvlText w:val="o"/>
+      <w:lvlJc w:val="left"/>
+      <w:pPr>
+        <w:ind w:left="3960" w:hanging="360"/>
+      </w:pPr>
+      <w:rPr>
+        <w:rFonts w:ascii="Courier New" w:hAnsi="Courier New" w:cs="Courier New" w:hint="default"/>
+      </w:rPr>
+    </w:lvl>
+    <w:lvl w:ilvl="5" w:tplc="042A0005" w:tentative="1">
+      <w:start w:val="1"/>
+      <w:numFmt w:val="bullet"/>
+      <w:lvlText w:val=""/>
+      <w:lvlJc w:val="left"/>
+      <w:pPr>
+        <w:ind w:left="4680" w:hanging="360"/>
+      </w:pPr>
+      <w:rPr>
+        <w:rFonts w:ascii="Wingdings" w:hAnsi="Wingdings" w:hint="default"/>
+      </w:rPr>
+    </w:lvl>
+    <w:lvl w:ilvl="6" w:tplc="042A0001" w:tentative="1">
+      <w:start w:val="1"/>
+      <w:numFmt w:val="bullet"/>
+      <w:lvlText w:val=""/>
+      <w:lvlJc w:val="left"/>
+      <w:pPr>
+        <w:ind w:left="5400" w:hanging="360"/>
+      </w:pPr>
+      <w:rPr>
+        <w:rFonts w:ascii="Symbol" w:hAnsi="Symbol" w:hint="default"/>
+      </w:rPr>
+    </w:lvl>
+    <w:lvl w:ilvl="7" w:tplc="042A0003" w:tentative="1">
+      <w:start w:val="1"/>
+      <w:numFmt w:val="bullet"/>
+      <w:lvlText w:val="o"/>
+      <w:lvlJc w:val="left"/>
+      <w:pPr>
+        <w:ind w:left="6120" w:hanging="360"/>
+      </w:pPr>
+      <w:rPr>
+        <w:rFonts w:ascii="Courier New" w:hAnsi="Courier New" w:cs="Courier New" w:hint="default"/>
+      </w:rPr>
+    </w:lvl>
+    <w:lvl w:ilvl="8" w:tplc="042A0005" w:tentative="1">
+      <w:start w:val="1"/>
+      <w:numFmt w:val="bullet"/>
+      <w:lvlText w:val=""/>
+      <w:lvlJc w:val="left"/>
+      <w:pPr>
+        <w:ind w:left="6840" w:hanging="360"/>
+      </w:pPr>
+      <w:rPr>
+        <w:rFonts w:ascii="Wingdings" w:hAnsi="Wingdings" w:hint="default"/>
+      </w:rPr>
+    </w:lvl>
+  </w:abstractNum>
+  <w:abstractNum w:abstractNumId="3">
     <w:nsid w:val="69396AA0"/>
     <w:multiLevelType w:val="hybridMultilevel"/>
     <w:tmpl w:val="70C6F29E"/>
@@ -8455,7 +8657,7 @@
       </w:pPr>
     </w:lvl>
   </w:abstractNum>
-  <w:abstractNum w:abstractNumId="2">
+  <w:abstractNum w:abstractNumId="4">
     <w:nsid w:val="7796170F"/>
     <w:multiLevelType w:val="hybridMultilevel"/>
     <w:tmpl w:val="630C217E"/>
@@ -8568,13 +8770,19 @@
     </w:lvl>
   </w:abstractNum>
   <w:num w:numId="1">
-    <w:abstractNumId w:val="2"/>
+    <w:abstractNumId w:val="4"/>
   </w:num>
   <w:num w:numId="2">
+    <w:abstractNumId w:val="3"/>
+  </w:num>
+  <w:num w:numId="3">
     <w:abstractNumId w:val="1"/>
   </w:num>
-  <w:num w:numId="3">
+  <w:num w:numId="4">
     <w:abstractNumId w:val="0"/>
+  </w:num>
+  <w:num w:numId="5">
+    <w:abstractNumId w:val="2"/>
   </w:num>
 </w:numbering>
 </file>

--- a/python library.docx
+++ b/python library.docx
@@ -500,8 +500,6 @@
           <w:lang w:val="en-US"/>
         </w:rPr>
       </w:pPr>
-      <w:bookmarkStart w:id="0" w:name="_GoBack"/>
-      <w:bookmarkEnd w:id="0"/>
     </w:p>
     <w:p>
       <w:pPr>
@@ -878,7 +876,27 @@
         <w:rPr>
           <w:lang w:val="en-US"/>
         </w:rPr>
-        <w:t>Trả Về Số CPU Trong Máy?</w:t>
+        <w:t>Trả Về Số</w:t>
+      </w:r>
+      <w:r>
+        <w:rPr>
+          <w:lang w:val="en-US"/>
+        </w:rPr>
+        <w:t xml:space="preserve"> Core Của GPU</w:t>
+      </w:r>
+      <w:r>
+        <w:rPr>
+          <w:lang w:val="en-US"/>
+        </w:rPr>
+        <w:t xml:space="preserve"> </w:t>
+      </w:r>
+      <w:bookmarkStart w:id="0" w:name="_GoBack"/>
+      <w:bookmarkEnd w:id="0"/>
+      <w:r>
+        <w:rPr>
+          <w:lang w:val="en-US"/>
+        </w:rPr>
+        <w:t>Trong Máy?</w:t>
       </w:r>
     </w:p>
     <w:p>

--- a/python library.docx
+++ b/python library.docx
@@ -1,6 +1,6 @@
 
 <file path=word/document.xml><?xml version="1.0" encoding="utf-8"?>
-<w:document xmlns:wpc="http://schemas.microsoft.com/office/word/2010/wordprocessingCanvas" xmlns:mc="http://schemas.openxmlformats.org/markup-compatibility/2006" xmlns:o="urn:schemas-microsoft-com:office:office" xmlns:r="http://schemas.openxmlformats.org/officeDocument/2006/relationships" xmlns:m="http://schemas.openxmlformats.org/officeDocument/2006/math" xmlns:v="urn:schemas-microsoft-com:vml" xmlns:wp14="http://schemas.microsoft.com/office/word/2010/wordprocessingDrawing" xmlns:wp="http://schemas.openxmlformats.org/drawingml/2006/wordprocessingDrawing" xmlns:w10="urn:schemas-microsoft-com:office:word" xmlns:w="http://schemas.openxmlformats.org/wordprocessingml/2006/main" xmlns:w14="http://schemas.microsoft.com/office/word/2010/wordml" xmlns:wpg="http://schemas.microsoft.com/office/word/2010/wordprocessingGroup" xmlns:wpi="http://schemas.microsoft.com/office/word/2010/wordprocessingInk" xmlns:wne="http://schemas.microsoft.com/office/word/2006/wordml" xmlns:wps="http://schemas.microsoft.com/office/word/2010/wordprocessingShape" mc:Ignorable="w14 wp14">
+<w:document xmlns:wpc="http://schemas.microsoft.com/office/word/2010/wordprocessingCanvas" xmlns:cx="http://schemas.microsoft.com/office/drawing/2014/chartex" xmlns:cx1="http://schemas.microsoft.com/office/drawing/2015/9/8/chartex" xmlns:cx2="http://schemas.microsoft.com/office/drawing/2015/10/21/chartex" xmlns:cx3="http://schemas.microsoft.com/office/drawing/2016/5/9/chartex" xmlns:cx4="http://schemas.microsoft.com/office/drawing/2016/5/10/chartex" xmlns:cx5="http://schemas.microsoft.com/office/drawing/2016/5/11/chartex" xmlns:cx6="http://schemas.microsoft.com/office/drawing/2016/5/12/chartex" xmlns:cx7="http://schemas.microsoft.com/office/drawing/2016/5/13/chartex" xmlns:cx8="http://schemas.microsoft.com/office/drawing/2016/5/14/chartex" xmlns:mc="http://schemas.openxmlformats.org/markup-compatibility/2006" xmlns:aink="http://schemas.microsoft.com/office/drawing/2016/ink" xmlns:am3d="http://schemas.microsoft.com/office/drawing/2017/model3d" xmlns:o="urn:schemas-microsoft-com:office:office" xmlns:oel="http://schemas.microsoft.com/office/2019/extlst" xmlns:r="http://schemas.openxmlformats.org/officeDocument/2006/relationships" xmlns:m="http://schemas.openxmlformats.org/officeDocument/2006/math" xmlns:v="urn:schemas-microsoft-com:vml" xmlns:wp14="http://schemas.microsoft.com/office/word/2010/wordprocessingDrawing" xmlns:wp="http://schemas.openxmlformats.org/drawingml/2006/wordprocessingDrawing" xmlns:w10="urn:schemas-microsoft-com:office:word" xmlns:w="http://schemas.openxmlformats.org/wordprocessingml/2006/main" xmlns:w14="http://schemas.microsoft.com/office/word/2010/wordml" xmlns:w15="http://schemas.microsoft.com/office/word/2012/wordml" xmlns:w16cex="http://schemas.microsoft.com/office/word/2018/wordml/cex" xmlns:w16cid="http://schemas.microsoft.com/office/word/2016/wordml/cid" xmlns:w16="http://schemas.microsoft.com/office/word/2018/wordml" xmlns:w16sdtdh="http://schemas.microsoft.com/office/word/2020/wordml/sdtdatahash" xmlns:w16se="http://schemas.microsoft.com/office/word/2015/wordml/symex" xmlns:wpg="http://schemas.microsoft.com/office/word/2010/wordprocessingGroup" xmlns:wpi="http://schemas.microsoft.com/office/word/2010/wordprocessingInk" xmlns:wne="http://schemas.microsoft.com/office/word/2006/wordml" xmlns:wps="http://schemas.microsoft.com/office/word/2010/wordprocessingShape" mc:Ignorable="w14 w15 w16se w16cid w16 w16cex w16sdtdh wp14">
   <w:body>
     <w:p>
       <w:pPr>
@@ -565,7 +565,7 @@
           <w:lang w:eastAsia="vi-VN"/>
         </w:rPr>
         <w:drawing>
-          <wp:inline distT="0" distB="0" distL="0" distR="0">
+          <wp:inline distT="0" distB="0" distL="0" distR="0" wp14:anchorId="507C3643" wp14:editId="483A8181">
             <wp:extent cx="5731510" cy="2292350"/>
             <wp:effectExtent l="0" t="0" r="2540" b="0"/>
             <wp:docPr id="1" name="Picture 1"/>
@@ -580,7 +580,7 @@
                     <pic:cNvPicPr/>
                   </pic:nvPicPr>
                   <pic:blipFill>
-                    <a:blip r:embed="rId6">
+                    <a:blip r:embed="rId5">
                       <a:extLst>
                         <a:ext uri="{28A0092B-C50C-407E-A947-70E740481C1C}">
                           <a14:useLocalDpi xmlns:a14="http://schemas.microsoft.com/office/drawing/2010/main" val="0"/>
@@ -1826,19 +1826,37 @@
         <w:rPr>
           <w:lang w:val="en-US"/>
         </w:rPr>
-        <w:t>Trả Về Số</w:t>
-      </w:r>
-      <w:r>
-        <w:rPr>
-          <w:lang w:val="en-US"/>
-        </w:rPr>
-        <w:t xml:space="preserve"> Core Của GPU</w:t>
-      </w:r>
-      <w:r>
-        <w:rPr>
-          <w:lang w:val="en-US"/>
-        </w:rPr>
-        <w:t xml:space="preserve"> Trong Máy?</w:t>
+        <w:t xml:space="preserve">Trả Về </w:t>
+      </w:r>
+      <w:r>
+        <w:rPr>
+          <w:lang w:val="en-US"/>
+        </w:rPr>
+        <w:t xml:space="preserve">Tổng </w:t>
+      </w:r>
+      <w:r>
+        <w:rPr>
+          <w:lang w:val="en-US"/>
+        </w:rPr>
+        <w:t>Số</w:t>
+      </w:r>
+      <w:r>
+        <w:rPr>
+          <w:lang w:val="en-US"/>
+        </w:rPr>
+        <w:t xml:space="preserve"> </w:t>
+      </w:r>
+      <w:r>
+        <w:rPr>
+          <w:lang w:val="en-US"/>
+        </w:rPr>
+        <w:t xml:space="preserve">Thread </w:t>
+      </w:r>
+      <w:r>
+        <w:rPr>
+          <w:lang w:val="en-US"/>
+        </w:rPr>
+        <w:t>Trong Máy?</w:t>
       </w:r>
     </w:p>
     <w:p>
@@ -2485,7 +2503,7 @@
         <w:rPr>
           <w:lang w:val="en-US"/>
         </w:rPr>
-        <w:t>foo  = os.listdir(</w:t>
+        <w:t>foo = os.listdir(</w:t>
       </w:r>
       <w:r>
         <w:rPr>
@@ -3833,8 +3851,6 @@
         </w:rPr>
         <w:t>Header đứng ở đầu File hay Folder, là cái được đọc đầu tiên</w:t>
       </w:r>
-      <w:bookmarkStart w:id="0" w:name="_GoBack"/>
-      <w:bookmarkEnd w:id="0"/>
     </w:p>
     <w:p>
       <w:pPr>
@@ -13061,8 +13077,8 @@
 </file>
 
 <file path=word/numbering.xml><?xml version="1.0" encoding="utf-8"?>
-<w:numbering xmlns:wpc="http://schemas.microsoft.com/office/word/2010/wordprocessingCanvas" xmlns:mc="http://schemas.openxmlformats.org/markup-compatibility/2006" xmlns:o="urn:schemas-microsoft-com:office:office" xmlns:r="http://schemas.openxmlformats.org/officeDocument/2006/relationships" xmlns:m="http://schemas.openxmlformats.org/officeDocument/2006/math" xmlns:v="urn:schemas-microsoft-com:vml" xmlns:wp14="http://schemas.microsoft.com/office/word/2010/wordprocessingDrawing" xmlns:wp="http://schemas.openxmlformats.org/drawingml/2006/wordprocessingDrawing" xmlns:w10="urn:schemas-microsoft-com:office:word" xmlns:w="http://schemas.openxmlformats.org/wordprocessingml/2006/main" xmlns:w14="http://schemas.microsoft.com/office/word/2010/wordml" xmlns:wpg="http://schemas.microsoft.com/office/word/2010/wordprocessingGroup" xmlns:wpi="http://schemas.microsoft.com/office/word/2010/wordprocessingInk" xmlns:wne="http://schemas.microsoft.com/office/word/2006/wordml" xmlns:wps="http://schemas.microsoft.com/office/word/2010/wordprocessingShape" mc:Ignorable="w14 wp14">
-  <w:abstractNum w:abstractNumId="0">
+<w:numbering xmlns:wpc="http://schemas.microsoft.com/office/word/2010/wordprocessingCanvas" xmlns:cx="http://schemas.microsoft.com/office/drawing/2014/chartex" xmlns:cx1="http://schemas.microsoft.com/office/drawing/2015/9/8/chartex" xmlns:cx2="http://schemas.microsoft.com/office/drawing/2015/10/21/chartex" xmlns:cx3="http://schemas.microsoft.com/office/drawing/2016/5/9/chartex" xmlns:cx4="http://schemas.microsoft.com/office/drawing/2016/5/10/chartex" xmlns:cx5="http://schemas.microsoft.com/office/drawing/2016/5/11/chartex" xmlns:cx6="http://schemas.microsoft.com/office/drawing/2016/5/12/chartex" xmlns:cx7="http://schemas.microsoft.com/office/drawing/2016/5/13/chartex" xmlns:cx8="http://schemas.microsoft.com/office/drawing/2016/5/14/chartex" xmlns:mc="http://schemas.openxmlformats.org/markup-compatibility/2006" xmlns:aink="http://schemas.microsoft.com/office/drawing/2016/ink" xmlns:am3d="http://schemas.microsoft.com/office/drawing/2017/model3d" xmlns:o="urn:schemas-microsoft-com:office:office" xmlns:oel="http://schemas.microsoft.com/office/2019/extlst" xmlns:r="http://schemas.openxmlformats.org/officeDocument/2006/relationships" xmlns:m="http://schemas.openxmlformats.org/officeDocument/2006/math" xmlns:v="urn:schemas-microsoft-com:vml" xmlns:wp14="http://schemas.microsoft.com/office/word/2010/wordprocessingDrawing" xmlns:wp="http://schemas.openxmlformats.org/drawingml/2006/wordprocessingDrawing" xmlns:w10="urn:schemas-microsoft-com:office:word" xmlns:w="http://schemas.openxmlformats.org/wordprocessingml/2006/main" xmlns:w14="http://schemas.microsoft.com/office/word/2010/wordml" xmlns:w15="http://schemas.microsoft.com/office/word/2012/wordml" xmlns:w16cex="http://schemas.microsoft.com/office/word/2018/wordml/cex" xmlns:w16cid="http://schemas.microsoft.com/office/word/2016/wordml/cid" xmlns:w16="http://schemas.microsoft.com/office/word/2018/wordml" xmlns:w16sdtdh="http://schemas.microsoft.com/office/word/2020/wordml/sdtdatahash" xmlns:w16se="http://schemas.microsoft.com/office/word/2015/wordml/symex" xmlns:wpg="http://schemas.microsoft.com/office/word/2010/wordprocessingGroup" xmlns:wpi="http://schemas.microsoft.com/office/word/2010/wordprocessingInk" xmlns:wne="http://schemas.microsoft.com/office/word/2006/wordml" xmlns:wps="http://schemas.microsoft.com/office/word/2010/wordprocessingShape" mc:Ignorable="w14 w15 w16se w16cid w16 w16cex w16sdtdh wp14">
+  <w:abstractNum w:abstractNumId="0" w15:restartNumberingAfterBreak="0">
     <w:nsid w:val="08123C53"/>
     <w:multiLevelType w:val="hybridMultilevel"/>
     <w:tmpl w:val="34FAAB2E"/>
@@ -13151,7 +13167,7 @@
       </w:pPr>
     </w:lvl>
   </w:abstractNum>
-  <w:abstractNum w:abstractNumId="1">
+  <w:abstractNum w:abstractNumId="1" w15:restartNumberingAfterBreak="0">
     <w:nsid w:val="0AB730A3"/>
     <w:multiLevelType w:val="hybridMultilevel"/>
     <w:tmpl w:val="7C600FB0"/>
@@ -13240,7 +13256,7 @@
       </w:pPr>
     </w:lvl>
   </w:abstractNum>
-  <w:abstractNum w:abstractNumId="2">
+  <w:abstractNum w:abstractNumId="2" w15:restartNumberingAfterBreak="0">
     <w:nsid w:val="1D6E47FE"/>
     <w:multiLevelType w:val="hybridMultilevel"/>
     <w:tmpl w:val="2B48AE10"/>
@@ -13329,7 +13345,7 @@
       </w:pPr>
     </w:lvl>
   </w:abstractNum>
-  <w:abstractNum w:abstractNumId="3">
+  <w:abstractNum w:abstractNumId="3" w15:restartNumberingAfterBreak="0">
     <w:nsid w:val="2059215D"/>
     <w:multiLevelType w:val="hybridMultilevel"/>
     <w:tmpl w:val="8354A0F4"/>
@@ -13442,7 +13458,7 @@
       </w:rPr>
     </w:lvl>
   </w:abstractNum>
-  <w:abstractNum w:abstractNumId="4">
+  <w:abstractNum w:abstractNumId="4" w15:restartNumberingAfterBreak="0">
     <w:nsid w:val="22FB27C0"/>
     <w:multiLevelType w:val="hybridMultilevel"/>
     <w:tmpl w:val="2EA01D6A"/>
@@ -13555,7 +13571,7 @@
       </w:rPr>
     </w:lvl>
   </w:abstractNum>
-  <w:abstractNum w:abstractNumId="5">
+  <w:abstractNum w:abstractNumId="5" w15:restartNumberingAfterBreak="0">
     <w:nsid w:val="26D73B39"/>
     <w:multiLevelType w:val="hybridMultilevel"/>
     <w:tmpl w:val="DFD6B114"/>
@@ -13644,7 +13660,7 @@
       </w:pPr>
     </w:lvl>
   </w:abstractNum>
-  <w:abstractNum w:abstractNumId="6">
+  <w:abstractNum w:abstractNumId="6" w15:restartNumberingAfterBreak="0">
     <w:nsid w:val="2A1B09F0"/>
     <w:multiLevelType w:val="hybridMultilevel"/>
     <w:tmpl w:val="80A25348"/>
@@ -13733,7 +13749,7 @@
       </w:pPr>
     </w:lvl>
   </w:abstractNum>
-  <w:abstractNum w:abstractNumId="7">
+  <w:abstractNum w:abstractNumId="7" w15:restartNumberingAfterBreak="0">
     <w:nsid w:val="2CE50526"/>
     <w:multiLevelType w:val="hybridMultilevel"/>
     <w:tmpl w:val="451C93E2"/>
@@ -13846,7 +13862,7 @@
       </w:rPr>
     </w:lvl>
   </w:abstractNum>
-  <w:abstractNum w:abstractNumId="8">
+  <w:abstractNum w:abstractNumId="8" w15:restartNumberingAfterBreak="0">
     <w:nsid w:val="38F3021C"/>
     <w:multiLevelType w:val="hybridMultilevel"/>
     <w:tmpl w:val="EFA089CA"/>
@@ -13959,7 +13975,7 @@
       </w:rPr>
     </w:lvl>
   </w:abstractNum>
-  <w:abstractNum w:abstractNumId="9">
+  <w:abstractNum w:abstractNumId="9" w15:restartNumberingAfterBreak="0">
     <w:nsid w:val="39564C5E"/>
     <w:multiLevelType w:val="hybridMultilevel"/>
     <w:tmpl w:val="B9849CB6"/>
@@ -14048,7 +14064,7 @@
       </w:pPr>
     </w:lvl>
   </w:abstractNum>
-  <w:abstractNum w:abstractNumId="10">
+  <w:abstractNum w:abstractNumId="10" w15:restartNumberingAfterBreak="0">
     <w:nsid w:val="3E2F48BC"/>
     <w:multiLevelType w:val="hybridMultilevel"/>
     <w:tmpl w:val="2076D6B2"/>
@@ -14161,7 +14177,7 @@
       </w:rPr>
     </w:lvl>
   </w:abstractNum>
-  <w:abstractNum w:abstractNumId="11">
+  <w:abstractNum w:abstractNumId="11" w15:restartNumberingAfterBreak="0">
     <w:nsid w:val="44535CCA"/>
     <w:multiLevelType w:val="hybridMultilevel"/>
     <w:tmpl w:val="A69C51C6"/>
@@ -14274,7 +14290,7 @@
       </w:rPr>
     </w:lvl>
   </w:abstractNum>
-  <w:abstractNum w:abstractNumId="12">
+  <w:abstractNum w:abstractNumId="12" w15:restartNumberingAfterBreak="0">
     <w:nsid w:val="46EA4FE5"/>
     <w:multiLevelType w:val="hybridMultilevel"/>
     <w:tmpl w:val="DF28A14A"/>
@@ -14363,7 +14379,7 @@
       </w:pPr>
     </w:lvl>
   </w:abstractNum>
-  <w:abstractNum w:abstractNumId="13">
+  <w:abstractNum w:abstractNumId="13" w15:restartNumberingAfterBreak="0">
     <w:nsid w:val="4B897BA3"/>
     <w:multiLevelType w:val="hybridMultilevel"/>
     <w:tmpl w:val="A664EA8E"/>
@@ -14476,7 +14492,7 @@
       </w:rPr>
     </w:lvl>
   </w:abstractNum>
-  <w:abstractNum w:abstractNumId="14">
+  <w:abstractNum w:abstractNumId="14" w15:restartNumberingAfterBreak="0">
     <w:nsid w:val="515040B9"/>
     <w:multiLevelType w:val="hybridMultilevel"/>
     <w:tmpl w:val="FB38458E"/>
@@ -14565,7 +14581,7 @@
       </w:pPr>
     </w:lvl>
   </w:abstractNum>
-  <w:abstractNum w:abstractNumId="15">
+  <w:abstractNum w:abstractNumId="15" w15:restartNumberingAfterBreak="0">
     <w:nsid w:val="5CFB49BE"/>
     <w:multiLevelType w:val="hybridMultilevel"/>
     <w:tmpl w:val="546E8F00"/>
@@ -14678,7 +14694,7 @@
       </w:rPr>
     </w:lvl>
   </w:abstractNum>
-  <w:abstractNum w:abstractNumId="16">
+  <w:abstractNum w:abstractNumId="16" w15:restartNumberingAfterBreak="0">
     <w:nsid w:val="5D17039F"/>
     <w:multiLevelType w:val="hybridMultilevel"/>
     <w:tmpl w:val="17044D6C"/>
@@ -14791,7 +14807,7 @@
       </w:rPr>
     </w:lvl>
   </w:abstractNum>
-  <w:abstractNum w:abstractNumId="17">
+  <w:abstractNum w:abstractNumId="17" w15:restartNumberingAfterBreak="0">
     <w:nsid w:val="5E010DC6"/>
     <w:multiLevelType w:val="hybridMultilevel"/>
     <w:tmpl w:val="14322858"/>
@@ -14904,7 +14920,7 @@
       </w:rPr>
     </w:lvl>
   </w:abstractNum>
-  <w:abstractNum w:abstractNumId="18">
+  <w:abstractNum w:abstractNumId="18" w15:restartNumberingAfterBreak="0">
     <w:nsid w:val="66FB04BB"/>
     <w:multiLevelType w:val="hybridMultilevel"/>
     <w:tmpl w:val="2BE2C752"/>
@@ -14993,7 +15009,7 @@
       </w:pPr>
     </w:lvl>
   </w:abstractNum>
-  <w:abstractNum w:abstractNumId="19">
+  <w:abstractNum w:abstractNumId="19" w15:restartNumberingAfterBreak="0">
     <w:nsid w:val="6900783D"/>
     <w:multiLevelType w:val="hybridMultilevel"/>
     <w:tmpl w:val="270A1840"/>
@@ -15106,7 +15122,7 @@
       </w:rPr>
     </w:lvl>
   </w:abstractNum>
-  <w:abstractNum w:abstractNumId="20">
+  <w:abstractNum w:abstractNumId="20" w15:restartNumberingAfterBreak="0">
     <w:nsid w:val="69396AA0"/>
     <w:multiLevelType w:val="hybridMultilevel"/>
     <w:tmpl w:val="70C6F29E"/>
@@ -15195,7 +15211,7 @@
       </w:pPr>
     </w:lvl>
   </w:abstractNum>
-  <w:abstractNum w:abstractNumId="21">
+  <w:abstractNum w:abstractNumId="21" w15:restartNumberingAfterBreak="0">
     <w:nsid w:val="6D6913C5"/>
     <w:multiLevelType w:val="hybridMultilevel"/>
     <w:tmpl w:val="18DC31C6"/>
@@ -15308,7 +15324,7 @@
       </w:rPr>
     </w:lvl>
   </w:abstractNum>
-  <w:abstractNum w:abstractNumId="22">
+  <w:abstractNum w:abstractNumId="22" w15:restartNumberingAfterBreak="0">
     <w:nsid w:val="715A66F3"/>
     <w:multiLevelType w:val="hybridMultilevel"/>
     <w:tmpl w:val="CC6CD5E2"/>
@@ -15397,7 +15413,7 @@
       </w:pPr>
     </w:lvl>
   </w:abstractNum>
-  <w:abstractNum w:abstractNumId="23">
+  <w:abstractNum w:abstractNumId="23" w15:restartNumberingAfterBreak="0">
     <w:nsid w:val="76C53D3F"/>
     <w:multiLevelType w:val="hybridMultilevel"/>
     <w:tmpl w:val="CF6ACA2C"/>
@@ -15486,7 +15502,7 @@
       </w:pPr>
     </w:lvl>
   </w:abstractNum>
-  <w:abstractNum w:abstractNumId="24">
+  <w:abstractNum w:abstractNumId="24" w15:restartNumberingAfterBreak="0">
     <w:nsid w:val="7796170F"/>
     <w:multiLevelType w:val="hybridMultilevel"/>
     <w:tmpl w:val="630C217E"/>
@@ -15598,7 +15614,7 @@
       </w:rPr>
     </w:lvl>
   </w:abstractNum>
-  <w:abstractNum w:abstractNumId="25">
+  <w:abstractNum w:abstractNumId="25" w15:restartNumberingAfterBreak="0">
     <w:nsid w:val="7C6054C8"/>
     <w:multiLevelType w:val="hybridMultilevel"/>
     <w:tmpl w:val="26DC1BD8"/>
@@ -15687,7 +15703,7 @@
       </w:pPr>
     </w:lvl>
   </w:abstractNum>
-  <w:abstractNum w:abstractNumId="26">
+  <w:abstractNum w:abstractNumId="26" w15:restartNumberingAfterBreak="0">
     <w:nsid w:val="7DE5192C"/>
     <w:multiLevelType w:val="hybridMultilevel"/>
     <w:tmpl w:val="BFC81582"/>
@@ -15800,92 +15816,92 @@
       </w:rPr>
     </w:lvl>
   </w:abstractNum>
-  <w:num w:numId="1">
+  <w:num w:numId="1" w16cid:durableId="1410887404">
     <w:abstractNumId w:val="24"/>
   </w:num>
-  <w:num w:numId="2">
+  <w:num w:numId="2" w16cid:durableId="1080180607">
     <w:abstractNumId w:val="20"/>
   </w:num>
-  <w:num w:numId="3">
+  <w:num w:numId="3" w16cid:durableId="1673677081">
     <w:abstractNumId w:val="16"/>
   </w:num>
-  <w:num w:numId="4">
+  <w:num w:numId="4" w16cid:durableId="200673422">
     <w:abstractNumId w:val="1"/>
   </w:num>
-  <w:num w:numId="5">
+  <w:num w:numId="5" w16cid:durableId="1905141568">
     <w:abstractNumId w:val="19"/>
   </w:num>
-  <w:num w:numId="6">
+  <w:num w:numId="6" w16cid:durableId="988947647">
     <w:abstractNumId w:val="9"/>
   </w:num>
-  <w:num w:numId="7">
+  <w:num w:numId="7" w16cid:durableId="1496720074">
     <w:abstractNumId w:val="15"/>
   </w:num>
-  <w:num w:numId="8">
+  <w:num w:numId="8" w16cid:durableId="1223902213">
     <w:abstractNumId w:val="18"/>
   </w:num>
-  <w:num w:numId="9">
+  <w:num w:numId="9" w16cid:durableId="1200363481">
     <w:abstractNumId w:val="13"/>
   </w:num>
-  <w:num w:numId="10">
+  <w:num w:numId="10" w16cid:durableId="942494738">
     <w:abstractNumId w:val="0"/>
   </w:num>
-  <w:num w:numId="11">
+  <w:num w:numId="11" w16cid:durableId="658769054">
     <w:abstractNumId w:val="4"/>
   </w:num>
-  <w:num w:numId="12">
+  <w:num w:numId="12" w16cid:durableId="1752582696">
     <w:abstractNumId w:val="25"/>
   </w:num>
-  <w:num w:numId="13">
+  <w:num w:numId="13" w16cid:durableId="1479959056">
     <w:abstractNumId w:val="14"/>
   </w:num>
-  <w:num w:numId="14">
+  <w:num w:numId="14" w16cid:durableId="2092048197">
     <w:abstractNumId w:val="8"/>
   </w:num>
-  <w:num w:numId="15">
+  <w:num w:numId="15" w16cid:durableId="181280558">
     <w:abstractNumId w:val="2"/>
   </w:num>
-  <w:num w:numId="16">
+  <w:num w:numId="16" w16cid:durableId="7100185">
     <w:abstractNumId w:val="21"/>
   </w:num>
-  <w:num w:numId="17">
+  <w:num w:numId="17" w16cid:durableId="417101574">
     <w:abstractNumId w:val="22"/>
   </w:num>
-  <w:num w:numId="18">
+  <w:num w:numId="18" w16cid:durableId="1173569819">
     <w:abstractNumId w:val="26"/>
   </w:num>
-  <w:num w:numId="19">
+  <w:num w:numId="19" w16cid:durableId="1578976725">
     <w:abstractNumId w:val="7"/>
   </w:num>
-  <w:num w:numId="20">
+  <w:num w:numId="20" w16cid:durableId="1051540954">
     <w:abstractNumId w:val="23"/>
   </w:num>
-  <w:num w:numId="21">
+  <w:num w:numId="21" w16cid:durableId="1171140788">
     <w:abstractNumId w:val="6"/>
   </w:num>
-  <w:num w:numId="22">
+  <w:num w:numId="22" w16cid:durableId="519439458">
     <w:abstractNumId w:val="10"/>
   </w:num>
-  <w:num w:numId="23">
+  <w:num w:numId="23" w16cid:durableId="1530682201">
     <w:abstractNumId w:val="11"/>
   </w:num>
-  <w:num w:numId="24">
+  <w:num w:numId="24" w16cid:durableId="2066222323">
     <w:abstractNumId w:val="17"/>
   </w:num>
-  <w:num w:numId="25">
+  <w:num w:numId="25" w16cid:durableId="300505017">
     <w:abstractNumId w:val="5"/>
   </w:num>
-  <w:num w:numId="26">
+  <w:num w:numId="26" w16cid:durableId="2119328628">
     <w:abstractNumId w:val="12"/>
   </w:num>
-  <w:num w:numId="27">
+  <w:num w:numId="27" w16cid:durableId="1425956164">
     <w:abstractNumId w:val="3"/>
   </w:num>
 </w:numbering>
 </file>
 
 <file path=word/styles.xml><?xml version="1.0" encoding="utf-8"?>
-<w:styles xmlns:mc="http://schemas.openxmlformats.org/markup-compatibility/2006" xmlns:r="http://schemas.openxmlformats.org/officeDocument/2006/relationships" xmlns:w="http://schemas.openxmlformats.org/wordprocessingml/2006/main" xmlns:w14="http://schemas.microsoft.com/office/word/2010/wordml" mc:Ignorable="w14">
+<w:styles xmlns:mc="http://schemas.openxmlformats.org/markup-compatibility/2006" xmlns:r="http://schemas.openxmlformats.org/officeDocument/2006/relationships" xmlns:w="http://schemas.openxmlformats.org/wordprocessingml/2006/main" xmlns:w14="http://schemas.microsoft.com/office/word/2010/wordml" xmlns:w15="http://schemas.microsoft.com/office/word/2012/wordml" xmlns:w16cex="http://schemas.microsoft.com/office/word/2018/wordml/cex" xmlns:w16cid="http://schemas.microsoft.com/office/word/2016/wordml/cid" xmlns:w16="http://schemas.microsoft.com/office/word/2018/wordml" xmlns:w16sdtdh="http://schemas.microsoft.com/office/word/2020/wordml/sdtdatahash" xmlns:w16se="http://schemas.microsoft.com/office/word/2015/wordml/symex" mc:Ignorable="w14 w15 w16se w16cid w16 w16cex w16sdtdh">
   <w:docDefaults>
     <w:rPrDefault>
       <w:rPr>
@@ -15901,144 +15917,383 @@
       </w:pPr>
     </w:pPrDefault>
   </w:docDefaults>
-  <w:latentStyles w:defLockedState="0" w:defUIPriority="99" w:defSemiHidden="1" w:defUnhideWhenUsed="1" w:defQFormat="0" w:count="267">
-    <w:lsdException w:name="Normal" w:semiHidden="0" w:uiPriority="0" w:unhideWhenUsed="0" w:qFormat="1"/>
-    <w:lsdException w:name="heading 1" w:semiHidden="0" w:uiPriority="9" w:unhideWhenUsed="0" w:qFormat="1"/>
-    <w:lsdException w:name="heading 2" w:uiPriority="9" w:qFormat="1"/>
-    <w:lsdException w:name="heading 3" w:uiPriority="9" w:qFormat="1"/>
-    <w:lsdException w:name="heading 4" w:uiPriority="9" w:qFormat="1"/>
-    <w:lsdException w:name="heading 5" w:uiPriority="9" w:qFormat="1"/>
-    <w:lsdException w:name="heading 6" w:uiPriority="9" w:qFormat="1"/>
-    <w:lsdException w:name="heading 7" w:uiPriority="9" w:qFormat="1"/>
-    <w:lsdException w:name="heading 8" w:uiPriority="9" w:qFormat="1"/>
-    <w:lsdException w:name="heading 9" w:uiPriority="9" w:qFormat="1"/>
-    <w:lsdException w:name="toc 1" w:uiPriority="39"/>
-    <w:lsdException w:name="toc 2" w:uiPriority="39"/>
-    <w:lsdException w:name="toc 3" w:uiPriority="39"/>
-    <w:lsdException w:name="toc 4" w:uiPriority="39"/>
-    <w:lsdException w:name="toc 5" w:uiPriority="39"/>
-    <w:lsdException w:name="toc 6" w:uiPriority="39"/>
-    <w:lsdException w:name="toc 7" w:uiPriority="39"/>
-    <w:lsdException w:name="toc 8" w:uiPriority="39"/>
-    <w:lsdException w:name="toc 9" w:uiPriority="39"/>
-    <w:lsdException w:name="caption" w:uiPriority="35" w:qFormat="1"/>
-    <w:lsdException w:name="Title" w:semiHidden="0" w:uiPriority="10" w:unhideWhenUsed="0" w:qFormat="1"/>
-    <w:lsdException w:name="Default Paragraph Font" w:uiPriority="1"/>
-    <w:lsdException w:name="Subtitle" w:semiHidden="0" w:uiPriority="11" w:unhideWhenUsed="0" w:qFormat="1"/>
-    <w:lsdException w:name="Strong" w:semiHidden="0" w:uiPriority="22" w:unhideWhenUsed="0" w:qFormat="1"/>
-    <w:lsdException w:name="Emphasis" w:semiHidden="0" w:uiPriority="20" w:unhideWhenUsed="0" w:qFormat="1"/>
-    <w:lsdException w:name="Table Grid" w:semiHidden="0" w:uiPriority="59" w:unhideWhenUsed="0"/>
-    <w:lsdException w:name="Placeholder Text" w:unhideWhenUsed="0"/>
-    <w:lsdException w:name="No Spacing" w:semiHidden="0" w:uiPriority="1" w:unhideWhenUsed="0" w:qFormat="1"/>
-    <w:lsdException w:name="Light Shading" w:semiHidden="0" w:uiPriority="60" w:unhideWhenUsed="0"/>
-    <w:lsdException w:name="Light List" w:semiHidden="0" w:uiPriority="61" w:unhideWhenUsed="0"/>
-    <w:lsdException w:name="Light Grid" w:semiHidden="0" w:uiPriority="62" w:unhideWhenUsed="0"/>
-    <w:lsdException w:name="Medium Shading 1" w:semiHidden="0" w:uiPriority="63" w:unhideWhenUsed="0"/>
-    <w:lsdException w:name="Medium Shading 2" w:semiHidden="0" w:uiPriority="64" w:unhideWhenUsed="0"/>
-    <w:lsdException w:name="Medium List 1" w:semiHidden="0" w:uiPriority="65" w:unhideWhenUsed="0"/>
-    <w:lsdException w:name="Medium List 2" w:semiHidden="0" w:uiPriority="66" w:unhideWhenUsed="0"/>
-    <w:lsdException w:name="Medium Grid 1" w:semiHidden="0" w:uiPriority="67" w:unhideWhenUsed="0"/>
-    <w:lsdException w:name="Medium Grid 2" w:semiHidden="0" w:uiPriority="68" w:unhideWhenUsed="0"/>
-    <w:lsdException w:name="Medium Grid 3" w:semiHidden="0" w:uiPriority="69" w:unhideWhenUsed="0"/>
-    <w:lsdException w:name="Dark List" w:semiHidden="0" w:uiPriority="70" w:unhideWhenUsed="0"/>
-    <w:lsdException w:name="Colorful Shading" w:semiHidden="0" w:uiPriority="71" w:unhideWhenUsed="0"/>
-    <w:lsdException w:name="Colorful List" w:semiHidden="0" w:uiPriority="72" w:unhideWhenUsed="0"/>
-    <w:lsdException w:name="Colorful Grid" w:semiHidden="0" w:uiPriority="73" w:unhideWhenUsed="0"/>
-    <w:lsdException w:name="Light Shading Accent 1" w:semiHidden="0" w:uiPriority="60" w:unhideWhenUsed="0"/>
-    <w:lsdException w:name="Light List Accent 1" w:semiHidden="0" w:uiPriority="61" w:unhideWhenUsed="0"/>
-    <w:lsdException w:name="Light Grid Accent 1" w:semiHidden="0" w:uiPriority="62" w:unhideWhenUsed="0"/>
-    <w:lsdException w:name="Medium Shading 1 Accent 1" w:semiHidden="0" w:uiPriority="63" w:unhideWhenUsed="0"/>
-    <w:lsdException w:name="Medium Shading 2 Accent 1" w:semiHidden="0" w:uiPriority="64" w:unhideWhenUsed="0"/>
-    <w:lsdException w:name="Medium List 1 Accent 1" w:semiHidden="0" w:uiPriority="65" w:unhideWhenUsed="0"/>
-    <w:lsdException w:name="Revision" w:unhideWhenUsed="0"/>
-    <w:lsdException w:name="List Paragraph" w:semiHidden="0" w:uiPriority="34" w:unhideWhenUsed="0" w:qFormat="1"/>
-    <w:lsdException w:name="Quote" w:semiHidden="0" w:uiPriority="29" w:unhideWhenUsed="0" w:qFormat="1"/>
-    <w:lsdException w:name="Intense Quote" w:semiHidden="0" w:uiPriority="30" w:unhideWhenUsed="0" w:qFormat="1"/>
-    <w:lsdException w:name="Medium List 2 Accent 1" w:semiHidden="0" w:uiPriority="66" w:unhideWhenUsed="0"/>
-    <w:lsdException w:name="Medium Grid 1 Accent 1" w:semiHidden="0" w:uiPriority="67" w:unhideWhenUsed="0"/>
-    <w:lsdException w:name="Medium Grid 2 Accent 1" w:semiHidden="0" w:uiPriority="68" w:unhideWhenUsed="0"/>
-    <w:lsdException w:name="Medium Grid 3 Accent 1" w:semiHidden="0" w:uiPriority="69" w:unhideWhenUsed="0"/>
-    <w:lsdException w:name="Dark List Accent 1" w:semiHidden="0" w:uiPriority="70" w:unhideWhenUsed="0"/>
-    <w:lsdException w:name="Colorful Shading Accent 1" w:semiHidden="0" w:uiPriority="71" w:unhideWhenUsed="0"/>
-    <w:lsdException w:name="Colorful List Accent 1" w:semiHidden="0" w:uiPriority="72" w:unhideWhenUsed="0"/>
-    <w:lsdException w:name="Colorful Grid Accent 1" w:semiHidden="0" w:uiPriority="73" w:unhideWhenUsed="0"/>
-    <w:lsdException w:name="Light Shading Accent 2" w:semiHidden="0" w:uiPriority="60" w:unhideWhenUsed="0"/>
-    <w:lsdException w:name="Light List Accent 2" w:semiHidden="0" w:uiPriority="61" w:unhideWhenUsed="0"/>
-    <w:lsdException w:name="Light Grid Accent 2" w:semiHidden="0" w:uiPriority="62" w:unhideWhenUsed="0"/>
-    <w:lsdException w:name="Medium Shading 1 Accent 2" w:semiHidden="0" w:uiPriority="63" w:unhideWhenUsed="0"/>
-    <w:lsdException w:name="Medium Shading 2 Accent 2" w:semiHidden="0" w:uiPriority="64" w:unhideWhenUsed="0"/>
-    <w:lsdException w:name="Medium List 1 Accent 2" w:semiHidden="0" w:uiPriority="65" w:unhideWhenUsed="0"/>
-    <w:lsdException w:name="Medium List 2 Accent 2" w:semiHidden="0" w:uiPriority="66" w:unhideWhenUsed="0"/>
-    <w:lsdException w:name="Medium Grid 1 Accent 2" w:semiHidden="0" w:uiPriority="67" w:unhideWhenUsed="0"/>
-    <w:lsdException w:name="Medium Grid 2 Accent 2" w:semiHidden="0" w:uiPriority="68" w:unhideWhenUsed="0"/>
-    <w:lsdException w:name="Medium Grid 3 Accent 2" w:semiHidden="0" w:uiPriority="69" w:unhideWhenUsed="0"/>
-    <w:lsdException w:name="Dark List Accent 2" w:semiHidden="0" w:uiPriority="70" w:unhideWhenUsed="0"/>
-    <w:lsdException w:name="Colorful Shading Accent 2" w:semiHidden="0" w:uiPriority="71" w:unhideWhenUsed="0"/>
-    <w:lsdException w:name="Colorful List Accent 2" w:semiHidden="0" w:uiPriority="72" w:unhideWhenUsed="0"/>
-    <w:lsdException w:name="Colorful Grid Accent 2" w:semiHidden="0" w:uiPriority="73" w:unhideWhenUsed="0"/>
-    <w:lsdException w:name="Light Shading Accent 3" w:semiHidden="0" w:uiPriority="60" w:unhideWhenUsed="0"/>
-    <w:lsdException w:name="Light List Accent 3" w:semiHidden="0" w:uiPriority="61" w:unhideWhenUsed="0"/>
-    <w:lsdException w:name="Light Grid Accent 3" w:semiHidden="0" w:uiPriority="62" w:unhideWhenUsed="0"/>
-    <w:lsdException w:name="Medium Shading 1 Accent 3" w:semiHidden="0" w:uiPriority="63" w:unhideWhenUsed="0"/>
-    <w:lsdException w:name="Medium Shading 2 Accent 3" w:semiHidden="0" w:uiPriority="64" w:unhideWhenUsed="0"/>
-    <w:lsdException w:name="Medium List 1 Accent 3" w:semiHidden="0" w:uiPriority="65" w:unhideWhenUsed="0"/>
-    <w:lsdException w:name="Medium List 2 Accent 3" w:semiHidden="0" w:uiPriority="66" w:unhideWhenUsed="0"/>
-    <w:lsdException w:name="Medium Grid 1 Accent 3" w:semiHidden="0" w:uiPriority="67" w:unhideWhenUsed="0"/>
-    <w:lsdException w:name="Medium Grid 2 Accent 3" w:semiHidden="0" w:uiPriority="68" w:unhideWhenUsed="0"/>
-    <w:lsdException w:name="Medium Grid 3 Accent 3" w:semiHidden="0" w:uiPriority="69" w:unhideWhenUsed="0"/>
-    <w:lsdException w:name="Dark List Accent 3" w:semiHidden="0" w:uiPriority="70" w:unhideWhenUsed="0"/>
-    <w:lsdException w:name="Colorful Shading Accent 3" w:semiHidden="0" w:uiPriority="71" w:unhideWhenUsed="0"/>
-    <w:lsdException w:name="Colorful List Accent 3" w:semiHidden="0" w:uiPriority="72" w:unhideWhenUsed="0"/>
-    <w:lsdException w:name="Colorful Grid Accent 3" w:semiHidden="0" w:uiPriority="73" w:unhideWhenUsed="0"/>
-    <w:lsdException w:name="Light Shading Accent 4" w:semiHidden="0" w:uiPriority="60" w:unhideWhenUsed="0"/>
-    <w:lsdException w:name="Light List Accent 4" w:semiHidden="0" w:uiPriority="61" w:unhideWhenUsed="0"/>
-    <w:lsdException w:name="Light Grid Accent 4" w:semiHidden="0" w:uiPriority="62" w:unhideWhenUsed="0"/>
-    <w:lsdException w:name="Medium Shading 1 Accent 4" w:semiHidden="0" w:uiPriority="63" w:unhideWhenUsed="0"/>
-    <w:lsdException w:name="Medium Shading 2 Accent 4" w:semiHidden="0" w:uiPriority="64" w:unhideWhenUsed="0"/>
-    <w:lsdException w:name="Medium List 1 Accent 4" w:semiHidden="0" w:uiPriority="65" w:unhideWhenUsed="0"/>
-    <w:lsdException w:name="Medium List 2 Accent 4" w:semiHidden="0" w:uiPriority="66" w:unhideWhenUsed="0"/>
-    <w:lsdException w:name="Medium Grid 1 Accent 4" w:semiHidden="0" w:uiPriority="67" w:unhideWhenUsed="0"/>
-    <w:lsdException w:name="Medium Grid 2 Accent 4" w:semiHidden="0" w:uiPriority="68" w:unhideWhenUsed="0"/>
-    <w:lsdException w:name="Medium Grid 3 Accent 4" w:semiHidden="0" w:uiPriority="69" w:unhideWhenUsed="0"/>
-    <w:lsdException w:name="Dark List Accent 4" w:semiHidden="0" w:uiPriority="70" w:unhideWhenUsed="0"/>
-    <w:lsdException w:name="Colorful Shading Accent 4" w:semiHidden="0" w:uiPriority="71" w:unhideWhenUsed="0"/>
-    <w:lsdException w:name="Colorful List Accent 4" w:semiHidden="0" w:uiPriority="72" w:unhideWhenUsed="0"/>
-    <w:lsdException w:name="Colorful Grid Accent 4" w:semiHidden="0" w:uiPriority="73" w:unhideWhenUsed="0"/>
-    <w:lsdException w:name="Light Shading Accent 5" w:semiHidden="0" w:uiPriority="60" w:unhideWhenUsed="0"/>
-    <w:lsdException w:name="Light List Accent 5" w:semiHidden="0" w:uiPriority="61" w:unhideWhenUsed="0"/>
-    <w:lsdException w:name="Light Grid Accent 5" w:semiHidden="0" w:uiPriority="62" w:unhideWhenUsed="0"/>
-    <w:lsdException w:name="Medium Shading 1 Accent 5" w:semiHidden="0" w:uiPriority="63" w:unhideWhenUsed="0"/>
-    <w:lsdException w:name="Medium Shading 2 Accent 5" w:semiHidden="0" w:uiPriority="64" w:unhideWhenUsed="0"/>
-    <w:lsdException w:name="Medium List 1 Accent 5" w:semiHidden="0" w:uiPriority="65" w:unhideWhenUsed="0"/>
-    <w:lsdException w:name="Medium List 2 Accent 5" w:semiHidden="0" w:uiPriority="66" w:unhideWhenUsed="0"/>
-    <w:lsdException w:name="Medium Grid 1 Accent 5" w:semiHidden="0" w:uiPriority="67" w:unhideWhenUsed="0"/>
-    <w:lsdException w:name="Medium Grid 2 Accent 5" w:semiHidden="0" w:uiPriority="68" w:unhideWhenUsed="0"/>
-    <w:lsdException w:name="Medium Grid 3 Accent 5" w:semiHidden="0" w:uiPriority="69" w:unhideWhenUsed="0"/>
-    <w:lsdException w:name="Dark List Accent 5" w:semiHidden="0" w:uiPriority="70" w:unhideWhenUsed="0"/>
-    <w:lsdException w:name="Colorful Shading Accent 5" w:semiHidden="0" w:uiPriority="71" w:unhideWhenUsed="0"/>
-    <w:lsdException w:name="Colorful List Accent 5" w:semiHidden="0" w:uiPriority="72" w:unhideWhenUsed="0"/>
-    <w:lsdException w:name="Colorful Grid Accent 5" w:semiHidden="0" w:uiPriority="73" w:unhideWhenUsed="0"/>
-    <w:lsdException w:name="Light Shading Accent 6" w:semiHidden="0" w:uiPriority="60" w:unhideWhenUsed="0"/>
-    <w:lsdException w:name="Light List Accent 6" w:semiHidden="0" w:uiPriority="61" w:unhideWhenUsed="0"/>
-    <w:lsdException w:name="Light Grid Accent 6" w:semiHidden="0" w:uiPriority="62" w:unhideWhenUsed="0"/>
-    <w:lsdException w:name="Medium Shading 1 Accent 6" w:semiHidden="0" w:uiPriority="63" w:unhideWhenUsed="0"/>
-    <w:lsdException w:name="Medium Shading 2 Accent 6" w:semiHidden="0" w:uiPriority="64" w:unhideWhenUsed="0"/>
-    <w:lsdException w:name="Medium List 1 Accent 6" w:semiHidden="0" w:uiPriority="65" w:unhideWhenUsed="0"/>
-    <w:lsdException w:name="Medium List 2 Accent 6" w:semiHidden="0" w:uiPriority="66" w:unhideWhenUsed="0"/>
-    <w:lsdException w:name="Medium Grid 1 Accent 6" w:semiHidden="0" w:uiPriority="67" w:unhideWhenUsed="0"/>
-    <w:lsdException w:name="Medium Grid 2 Accent 6" w:semiHidden="0" w:uiPriority="68" w:unhideWhenUsed="0"/>
-    <w:lsdException w:name="Medium Grid 3 Accent 6" w:semiHidden="0" w:uiPriority="69" w:unhideWhenUsed="0"/>
-    <w:lsdException w:name="Dark List Accent 6" w:semiHidden="0" w:uiPriority="70" w:unhideWhenUsed="0"/>
-    <w:lsdException w:name="Colorful Shading Accent 6" w:semiHidden="0" w:uiPriority="71" w:unhideWhenUsed="0"/>
-    <w:lsdException w:name="Colorful List Accent 6" w:semiHidden="0" w:uiPriority="72" w:unhideWhenUsed="0"/>
-    <w:lsdException w:name="Colorful Grid Accent 6" w:semiHidden="0" w:uiPriority="73" w:unhideWhenUsed="0"/>
-    <w:lsdException w:name="Subtle Emphasis" w:semiHidden="0" w:uiPriority="19" w:unhideWhenUsed="0" w:qFormat="1"/>
-    <w:lsdException w:name="Intense Emphasis" w:semiHidden="0" w:uiPriority="21" w:unhideWhenUsed="0" w:qFormat="1"/>
-    <w:lsdException w:name="Subtle Reference" w:semiHidden="0" w:uiPriority="31" w:unhideWhenUsed="0" w:qFormat="1"/>
-    <w:lsdException w:name="Intense Reference" w:semiHidden="0" w:uiPriority="32" w:unhideWhenUsed="0" w:qFormat="1"/>
-    <w:lsdException w:name="Book Title" w:semiHidden="0" w:uiPriority="33" w:unhideWhenUsed="0" w:qFormat="1"/>
-    <w:lsdException w:name="Bibliography" w:uiPriority="37"/>
-    <w:lsdException w:name="TOC Heading" w:uiPriority="39" w:qFormat="1"/>
+  <w:latentStyles w:defLockedState="0" w:defUIPriority="99" w:defSemiHidden="0" w:defUnhideWhenUsed="0" w:defQFormat="0" w:count="376">
+    <w:lsdException w:name="Normal" w:uiPriority="0" w:qFormat="1"/>
+    <w:lsdException w:name="heading 1" w:uiPriority="9" w:qFormat="1"/>
+    <w:lsdException w:name="heading 2" w:semiHidden="1" w:uiPriority="9" w:unhideWhenUsed="1" w:qFormat="1"/>
+    <w:lsdException w:name="heading 3" w:semiHidden="1" w:uiPriority="9" w:unhideWhenUsed="1" w:qFormat="1"/>
+    <w:lsdException w:name="heading 4" w:semiHidden="1" w:uiPriority="9" w:unhideWhenUsed="1" w:qFormat="1"/>
+    <w:lsdException w:name="heading 5" w:semiHidden="1" w:uiPriority="9" w:unhideWhenUsed="1" w:qFormat="1"/>
+    <w:lsdException w:name="heading 6" w:semiHidden="1" w:uiPriority="9" w:unhideWhenUsed="1" w:qFormat="1"/>
+    <w:lsdException w:name="heading 7" w:semiHidden="1" w:uiPriority="9" w:unhideWhenUsed="1" w:qFormat="1"/>
+    <w:lsdException w:name="heading 8" w:semiHidden="1" w:uiPriority="9" w:unhideWhenUsed="1" w:qFormat="1"/>
+    <w:lsdException w:name="heading 9" w:semiHidden="1" w:uiPriority="9" w:unhideWhenUsed="1" w:qFormat="1"/>
+    <w:lsdException w:name="index 1" w:semiHidden="1" w:unhideWhenUsed="1"/>
+    <w:lsdException w:name="index 2" w:semiHidden="1" w:unhideWhenUsed="1"/>
+    <w:lsdException w:name="index 3" w:semiHidden="1" w:unhideWhenUsed="1"/>
+    <w:lsdException w:name="index 4" w:semiHidden="1" w:unhideWhenUsed="1"/>
+    <w:lsdException w:name="index 5" w:semiHidden="1" w:unhideWhenUsed="1"/>
+    <w:lsdException w:name="index 6" w:semiHidden="1" w:unhideWhenUsed="1"/>
+    <w:lsdException w:name="index 7" w:semiHidden="1" w:unhideWhenUsed="1"/>
+    <w:lsdException w:name="index 8" w:semiHidden="1" w:unhideWhenUsed="1"/>
+    <w:lsdException w:name="index 9" w:semiHidden="1" w:unhideWhenUsed="1"/>
+    <w:lsdException w:name="toc 1" w:semiHidden="1" w:uiPriority="39" w:unhideWhenUsed="1"/>
+    <w:lsdException w:name="toc 2" w:semiHidden="1" w:uiPriority="39" w:unhideWhenUsed="1"/>
+    <w:lsdException w:name="toc 3" w:semiHidden="1" w:uiPriority="39" w:unhideWhenUsed="1"/>
+    <w:lsdException w:name="toc 4" w:semiHidden="1" w:uiPriority="39" w:unhideWhenUsed="1"/>
+    <w:lsdException w:name="toc 5" w:semiHidden="1" w:uiPriority="39" w:unhideWhenUsed="1"/>
+    <w:lsdException w:name="toc 6" w:semiHidden="1" w:uiPriority="39" w:unhideWhenUsed="1"/>
+    <w:lsdException w:name="toc 7" w:semiHidden="1" w:uiPriority="39" w:unhideWhenUsed="1"/>
+    <w:lsdException w:name="toc 8" w:semiHidden="1" w:uiPriority="39" w:unhideWhenUsed="1"/>
+    <w:lsdException w:name="toc 9" w:semiHidden="1" w:uiPriority="39" w:unhideWhenUsed="1"/>
+    <w:lsdException w:name="Normal Indent" w:semiHidden="1" w:unhideWhenUsed="1"/>
+    <w:lsdException w:name="footnote text" w:semiHidden="1" w:unhideWhenUsed="1"/>
+    <w:lsdException w:name="annotation text" w:semiHidden="1" w:unhideWhenUsed="1"/>
+    <w:lsdException w:name="header" w:semiHidden="1" w:unhideWhenUsed="1"/>
+    <w:lsdException w:name="footer" w:semiHidden="1" w:unhideWhenUsed="1"/>
+    <w:lsdException w:name="index heading" w:semiHidden="1" w:unhideWhenUsed="1"/>
+    <w:lsdException w:name="caption" w:semiHidden="1" w:uiPriority="35" w:unhideWhenUsed="1" w:qFormat="1"/>
+    <w:lsdException w:name="table of figures" w:semiHidden="1" w:unhideWhenUsed="1"/>
+    <w:lsdException w:name="envelope address" w:semiHidden="1" w:unhideWhenUsed="1"/>
+    <w:lsdException w:name="envelope return" w:semiHidden="1" w:unhideWhenUsed="1"/>
+    <w:lsdException w:name="footnote reference" w:semiHidden="1" w:unhideWhenUsed="1"/>
+    <w:lsdException w:name="annotation reference" w:semiHidden="1" w:unhideWhenUsed="1"/>
+    <w:lsdException w:name="line number" w:semiHidden="1" w:unhideWhenUsed="1"/>
+    <w:lsdException w:name="page number" w:semiHidden="1" w:unhideWhenUsed="1"/>
+    <w:lsdException w:name="endnote reference" w:semiHidden="1" w:unhideWhenUsed="1"/>
+    <w:lsdException w:name="endnote text" w:semiHidden="1" w:unhideWhenUsed="1"/>
+    <w:lsdException w:name="table of authorities" w:semiHidden="1" w:unhideWhenUsed="1"/>
+    <w:lsdException w:name="macro" w:semiHidden="1" w:unhideWhenUsed="1"/>
+    <w:lsdException w:name="toa heading" w:semiHidden="1" w:unhideWhenUsed="1"/>
+    <w:lsdException w:name="List" w:semiHidden="1" w:unhideWhenUsed="1"/>
+    <w:lsdException w:name="List Bullet" w:semiHidden="1" w:unhideWhenUsed="1"/>
+    <w:lsdException w:name="List Number" w:semiHidden="1" w:unhideWhenUsed="1"/>
+    <w:lsdException w:name="List 2" w:semiHidden="1" w:unhideWhenUsed="1"/>
+    <w:lsdException w:name="List 3" w:semiHidden="1" w:unhideWhenUsed="1"/>
+    <w:lsdException w:name="List 4" w:semiHidden="1" w:unhideWhenUsed="1"/>
+    <w:lsdException w:name="List 5" w:semiHidden="1" w:unhideWhenUsed="1"/>
+    <w:lsdException w:name="List Bullet 2" w:semiHidden="1" w:unhideWhenUsed="1"/>
+    <w:lsdException w:name="List Bullet 3" w:semiHidden="1" w:unhideWhenUsed="1"/>
+    <w:lsdException w:name="List Bullet 4" w:semiHidden="1" w:unhideWhenUsed="1"/>
+    <w:lsdException w:name="List Bullet 5" w:semiHidden="1" w:unhideWhenUsed="1"/>
+    <w:lsdException w:name="List Number 2" w:semiHidden="1" w:unhideWhenUsed="1"/>
+    <w:lsdException w:name="List Number 3" w:semiHidden="1" w:unhideWhenUsed="1"/>
+    <w:lsdException w:name="List Number 4" w:semiHidden="1" w:unhideWhenUsed="1"/>
+    <w:lsdException w:name="List Number 5" w:semiHidden="1" w:unhideWhenUsed="1"/>
+    <w:lsdException w:name="Title" w:uiPriority="10" w:qFormat="1"/>
+    <w:lsdException w:name="Closing" w:semiHidden="1" w:unhideWhenUsed="1"/>
+    <w:lsdException w:name="Signature" w:semiHidden="1" w:unhideWhenUsed="1"/>
+    <w:lsdException w:name="Default Paragraph Font" w:semiHidden="1" w:uiPriority="1" w:unhideWhenUsed="1"/>
+    <w:lsdException w:name="Body Text" w:semiHidden="1" w:unhideWhenUsed="1"/>
+    <w:lsdException w:name="Body Text Indent" w:semiHidden="1" w:unhideWhenUsed="1"/>
+    <w:lsdException w:name="List Continue" w:semiHidden="1" w:unhideWhenUsed="1"/>
+    <w:lsdException w:name="List Continue 2" w:semiHidden="1" w:unhideWhenUsed="1"/>
+    <w:lsdException w:name="List Continue 3" w:semiHidden="1" w:unhideWhenUsed="1"/>
+    <w:lsdException w:name="List Continue 4" w:semiHidden="1" w:unhideWhenUsed="1"/>
+    <w:lsdException w:name="List Continue 5" w:semiHidden="1" w:unhideWhenUsed="1"/>
+    <w:lsdException w:name="Message Header" w:semiHidden="1" w:unhideWhenUsed="1"/>
+    <w:lsdException w:name="Subtitle" w:uiPriority="11" w:qFormat="1"/>
+    <w:lsdException w:name="Salutation" w:semiHidden="1" w:unhideWhenUsed="1"/>
+    <w:lsdException w:name="Date" w:semiHidden="1" w:unhideWhenUsed="1"/>
+    <w:lsdException w:name="Body Text First Indent" w:semiHidden="1" w:unhideWhenUsed="1"/>
+    <w:lsdException w:name="Body Text First Indent 2" w:semiHidden="1" w:unhideWhenUsed="1"/>
+    <w:lsdException w:name="Note Heading" w:semiHidden="1" w:unhideWhenUsed="1"/>
+    <w:lsdException w:name="Body Text 2" w:semiHidden="1" w:unhideWhenUsed="1"/>
+    <w:lsdException w:name="Body Text 3" w:semiHidden="1" w:unhideWhenUsed="1"/>
+    <w:lsdException w:name="Body Text Indent 2" w:semiHidden="1" w:unhideWhenUsed="1"/>
+    <w:lsdException w:name="Body Text Indent 3" w:semiHidden="1" w:unhideWhenUsed="1"/>
+    <w:lsdException w:name="Block Text" w:semiHidden="1" w:unhideWhenUsed="1"/>
+    <w:lsdException w:name="Hyperlink" w:semiHidden="1" w:unhideWhenUsed="1"/>
+    <w:lsdException w:name="FollowedHyperlink" w:semiHidden="1" w:unhideWhenUsed="1"/>
+    <w:lsdException w:name="Strong" w:uiPriority="22" w:qFormat="1"/>
+    <w:lsdException w:name="Emphasis" w:uiPriority="20" w:qFormat="1"/>
+    <w:lsdException w:name="Document Map" w:semiHidden="1" w:unhideWhenUsed="1"/>
+    <w:lsdException w:name="Plain Text" w:semiHidden="1" w:unhideWhenUsed="1"/>
+    <w:lsdException w:name="E-mail Signature" w:semiHidden="1" w:unhideWhenUsed="1"/>
+    <w:lsdException w:name="HTML Top of Form" w:semiHidden="1" w:unhideWhenUsed="1"/>
+    <w:lsdException w:name="HTML Bottom of Form" w:semiHidden="1" w:unhideWhenUsed="1"/>
+    <w:lsdException w:name="Normal (Web)" w:semiHidden="1" w:unhideWhenUsed="1"/>
+    <w:lsdException w:name="HTML Acronym" w:semiHidden="1" w:unhideWhenUsed="1"/>
+    <w:lsdException w:name="HTML Address" w:semiHidden="1" w:unhideWhenUsed="1"/>
+    <w:lsdException w:name="HTML Cite" w:semiHidden="1" w:unhideWhenUsed="1"/>
+    <w:lsdException w:name="HTML Code" w:semiHidden="1" w:unhideWhenUsed="1"/>
+    <w:lsdException w:name="HTML Definition" w:semiHidden="1" w:unhideWhenUsed="1"/>
+    <w:lsdException w:name="HTML Keyboard" w:semiHidden="1" w:unhideWhenUsed="1"/>
+    <w:lsdException w:name="HTML Preformatted" w:semiHidden="1" w:unhideWhenUsed="1"/>
+    <w:lsdException w:name="HTML Sample" w:semiHidden="1" w:unhideWhenUsed="1"/>
+    <w:lsdException w:name="HTML Typewriter" w:semiHidden="1" w:unhideWhenUsed="1"/>
+    <w:lsdException w:name="HTML Variable" w:semiHidden="1" w:unhideWhenUsed="1"/>
+    <w:lsdException w:name="Normal Table" w:semiHidden="1" w:unhideWhenUsed="1"/>
+    <w:lsdException w:name="annotation subject" w:semiHidden="1" w:unhideWhenUsed="1"/>
+    <w:lsdException w:name="No List" w:semiHidden="1" w:unhideWhenUsed="1"/>
+    <w:lsdException w:name="Outline List 1" w:semiHidden="1" w:unhideWhenUsed="1"/>
+    <w:lsdException w:name="Outline List 2" w:semiHidden="1" w:unhideWhenUsed="1"/>
+    <w:lsdException w:name="Outline List 3" w:semiHidden="1" w:unhideWhenUsed="1"/>
+    <w:lsdException w:name="Table Simple 1" w:semiHidden="1" w:unhideWhenUsed="1"/>
+    <w:lsdException w:name="Table Simple 2" w:semiHidden="1" w:unhideWhenUsed="1"/>
+    <w:lsdException w:name="Table Simple 3" w:semiHidden="1" w:unhideWhenUsed="1"/>
+    <w:lsdException w:name="Table Classic 1" w:semiHidden="1" w:unhideWhenUsed="1"/>
+    <w:lsdException w:name="Table Classic 2" w:semiHidden="1" w:unhideWhenUsed="1"/>
+    <w:lsdException w:name="Table Classic 3" w:semiHidden="1" w:unhideWhenUsed="1"/>
+    <w:lsdException w:name="Table Classic 4" w:semiHidden="1" w:unhideWhenUsed="1"/>
+    <w:lsdException w:name="Table Colorful 1" w:semiHidden="1" w:unhideWhenUsed="1"/>
+    <w:lsdException w:name="Table Colorful 2" w:semiHidden="1" w:unhideWhenUsed="1"/>
+    <w:lsdException w:name="Table Colorful 3" w:semiHidden="1" w:unhideWhenUsed="1"/>
+    <w:lsdException w:name="Table Columns 1" w:semiHidden="1" w:unhideWhenUsed="1"/>
+    <w:lsdException w:name="Table Columns 2" w:semiHidden="1" w:unhideWhenUsed="1"/>
+    <w:lsdException w:name="Table Columns 3" w:semiHidden="1" w:unhideWhenUsed="1"/>
+    <w:lsdException w:name="Table Columns 4" w:semiHidden="1" w:unhideWhenUsed="1"/>
+    <w:lsdException w:name="Table Columns 5" w:semiHidden="1" w:unhideWhenUsed="1"/>
+    <w:lsdException w:name="Table Grid 1" w:semiHidden="1" w:unhideWhenUsed="1"/>
+    <w:lsdException w:name="Table Grid 2" w:semiHidden="1" w:unhideWhenUsed="1"/>
+    <w:lsdException w:name="Table Grid 3" w:semiHidden="1" w:unhideWhenUsed="1"/>
+    <w:lsdException w:name="Table Grid 4" w:semiHidden="1" w:unhideWhenUsed="1"/>
+    <w:lsdException w:name="Table Grid 5" w:semiHidden="1" w:unhideWhenUsed="1"/>
+    <w:lsdException w:name="Table Grid 6" w:semiHidden="1" w:unhideWhenUsed="1"/>
+    <w:lsdException w:name="Table Grid 7" w:semiHidden="1" w:unhideWhenUsed="1"/>
+    <w:lsdException w:name="Table Grid 8" w:semiHidden="1" w:unhideWhenUsed="1"/>
+    <w:lsdException w:name="Table List 1" w:semiHidden="1" w:unhideWhenUsed="1"/>
+    <w:lsdException w:name="Table List 2" w:semiHidden="1" w:unhideWhenUsed="1"/>
+    <w:lsdException w:name="Table List 3" w:semiHidden="1" w:unhideWhenUsed="1"/>
+    <w:lsdException w:name="Table List 4" w:semiHidden="1" w:unhideWhenUsed="1"/>
+    <w:lsdException w:name="Table List 5" w:semiHidden="1" w:unhideWhenUsed="1"/>
+    <w:lsdException w:name="Table List 6" w:semiHidden="1" w:unhideWhenUsed="1"/>
+    <w:lsdException w:name="Table List 7" w:semiHidden="1" w:unhideWhenUsed="1"/>
+    <w:lsdException w:name="Table List 8" w:semiHidden="1" w:unhideWhenUsed="1"/>
+    <w:lsdException w:name="Table 3D effects 1" w:semiHidden="1" w:unhideWhenUsed="1"/>
+    <w:lsdException w:name="Table 3D effects 2" w:semiHidden="1" w:unhideWhenUsed="1"/>
+    <w:lsdException w:name="Table 3D effects 3" w:semiHidden="1" w:unhideWhenUsed="1"/>
+    <w:lsdException w:name="Table Contemporary" w:semiHidden="1" w:unhideWhenUsed="1"/>
+    <w:lsdException w:name="Table Elegant" w:semiHidden="1" w:unhideWhenUsed="1"/>
+    <w:lsdException w:name="Table Professional" w:semiHidden="1" w:unhideWhenUsed="1"/>
+    <w:lsdException w:name="Table Subtle 1" w:semiHidden="1" w:unhideWhenUsed="1"/>
+    <w:lsdException w:name="Table Subtle 2" w:semiHidden="1" w:unhideWhenUsed="1"/>
+    <w:lsdException w:name="Table Web 1" w:semiHidden="1" w:unhideWhenUsed="1"/>
+    <w:lsdException w:name="Table Web 2" w:semiHidden="1" w:unhideWhenUsed="1"/>
+    <w:lsdException w:name="Table Web 3" w:semiHidden="1" w:unhideWhenUsed="1"/>
+    <w:lsdException w:name="Balloon Text" w:semiHidden="1" w:unhideWhenUsed="1"/>
+    <w:lsdException w:name="Table Grid" w:uiPriority="59"/>
+    <w:lsdException w:name="Table Theme" w:semiHidden="1" w:unhideWhenUsed="1"/>
+    <w:lsdException w:name="Placeholder Text" w:semiHidden="1"/>
+    <w:lsdException w:name="No Spacing" w:uiPriority="1" w:qFormat="1"/>
+    <w:lsdException w:name="Light Shading" w:uiPriority="60"/>
+    <w:lsdException w:name="Light List" w:uiPriority="61"/>
+    <w:lsdException w:name="Light Grid" w:uiPriority="62"/>
+    <w:lsdException w:name="Medium Shading 1" w:uiPriority="63"/>
+    <w:lsdException w:name="Medium Shading 2" w:uiPriority="64"/>
+    <w:lsdException w:name="Medium List 1" w:uiPriority="65"/>
+    <w:lsdException w:name="Medium List 2" w:uiPriority="66"/>
+    <w:lsdException w:name="Medium Grid 1" w:uiPriority="67"/>
+    <w:lsdException w:name="Medium Grid 2" w:uiPriority="68"/>
+    <w:lsdException w:name="Medium Grid 3" w:uiPriority="69"/>
+    <w:lsdException w:name="Dark List" w:uiPriority="70"/>
+    <w:lsdException w:name="Colorful Shading" w:uiPriority="71"/>
+    <w:lsdException w:name="Colorful List" w:uiPriority="72"/>
+    <w:lsdException w:name="Colorful Grid" w:uiPriority="73"/>
+    <w:lsdException w:name="Light Shading Accent 1" w:uiPriority="60"/>
+    <w:lsdException w:name="Light List Accent 1" w:uiPriority="61"/>
+    <w:lsdException w:name="Light Grid Accent 1" w:uiPriority="62"/>
+    <w:lsdException w:name="Medium Shading 1 Accent 1" w:uiPriority="63"/>
+    <w:lsdException w:name="Medium Shading 2 Accent 1" w:uiPriority="64"/>
+    <w:lsdException w:name="Medium List 1 Accent 1" w:uiPriority="65"/>
+    <w:lsdException w:name="Revision" w:semiHidden="1"/>
+    <w:lsdException w:name="List Paragraph" w:uiPriority="34" w:qFormat="1"/>
+    <w:lsdException w:name="Quote" w:uiPriority="29" w:qFormat="1"/>
+    <w:lsdException w:name="Intense Quote" w:uiPriority="30" w:qFormat="1"/>
+    <w:lsdException w:name="Medium List 2 Accent 1" w:uiPriority="66"/>
+    <w:lsdException w:name="Medium Grid 1 Accent 1" w:uiPriority="67"/>
+    <w:lsdException w:name="Medium Grid 2 Accent 1" w:uiPriority="68"/>
+    <w:lsdException w:name="Medium Grid 3 Accent 1" w:uiPriority="69"/>
+    <w:lsdException w:name="Dark List Accent 1" w:uiPriority="70"/>
+    <w:lsdException w:name="Colorful Shading Accent 1" w:uiPriority="71"/>
+    <w:lsdException w:name="Colorful List Accent 1" w:uiPriority="72"/>
+    <w:lsdException w:name="Colorful Grid Accent 1" w:uiPriority="73"/>
+    <w:lsdException w:name="Light Shading Accent 2" w:uiPriority="60"/>
+    <w:lsdException w:name="Light List Accent 2" w:uiPriority="61"/>
+    <w:lsdException w:name="Light Grid Accent 2" w:uiPriority="62"/>
+    <w:lsdException w:name="Medium Shading 1 Accent 2" w:uiPriority="63"/>
+    <w:lsdException w:name="Medium Shading 2 Accent 2" w:uiPriority="64"/>
+    <w:lsdException w:name="Medium List 1 Accent 2" w:uiPriority="65"/>
+    <w:lsdException w:name="Medium List 2 Accent 2" w:uiPriority="66"/>
+    <w:lsdException w:name="Medium Grid 1 Accent 2" w:uiPriority="67"/>
+    <w:lsdException w:name="Medium Grid 2 Accent 2" w:uiPriority="68"/>
+    <w:lsdException w:name="Medium Grid 3 Accent 2" w:uiPriority="69"/>
+    <w:lsdException w:name="Dark List Accent 2" w:uiPriority="70"/>
+    <w:lsdException w:name="Colorful Shading Accent 2" w:uiPriority="71"/>
+    <w:lsdException w:name="Colorful List Accent 2" w:uiPriority="72"/>
+    <w:lsdException w:name="Colorful Grid Accent 2" w:uiPriority="73"/>
+    <w:lsdException w:name="Light Shading Accent 3" w:uiPriority="60"/>
+    <w:lsdException w:name="Light List Accent 3" w:uiPriority="61"/>
+    <w:lsdException w:name="Light Grid Accent 3" w:uiPriority="62"/>
+    <w:lsdException w:name="Medium Shading 1 Accent 3" w:uiPriority="63"/>
+    <w:lsdException w:name="Medium Shading 2 Accent 3" w:uiPriority="64"/>
+    <w:lsdException w:name="Medium List 1 Accent 3" w:uiPriority="65"/>
+    <w:lsdException w:name="Medium List 2 Accent 3" w:uiPriority="66"/>
+    <w:lsdException w:name="Medium Grid 1 Accent 3" w:uiPriority="67"/>
+    <w:lsdException w:name="Medium Grid 2 Accent 3" w:uiPriority="68"/>
+    <w:lsdException w:name="Medium Grid 3 Accent 3" w:uiPriority="69"/>
+    <w:lsdException w:name="Dark List Accent 3" w:uiPriority="70"/>
+    <w:lsdException w:name="Colorful Shading Accent 3" w:uiPriority="71"/>
+    <w:lsdException w:name="Colorful List Accent 3" w:uiPriority="72"/>
+    <w:lsdException w:name="Colorful Grid Accent 3" w:uiPriority="73"/>
+    <w:lsdException w:name="Light Shading Accent 4" w:uiPriority="60"/>
+    <w:lsdException w:name="Light List Accent 4" w:uiPriority="61"/>
+    <w:lsdException w:name="Light Grid Accent 4" w:uiPriority="62"/>
+    <w:lsdException w:name="Medium Shading 1 Accent 4" w:uiPriority="63"/>
+    <w:lsdException w:name="Medium Shading 2 Accent 4" w:uiPriority="64"/>
+    <w:lsdException w:name="Medium List 1 Accent 4" w:uiPriority="65"/>
+    <w:lsdException w:name="Medium List 2 Accent 4" w:uiPriority="66"/>
+    <w:lsdException w:name="Medium Grid 1 Accent 4" w:uiPriority="67"/>
+    <w:lsdException w:name="Medium Grid 2 Accent 4" w:uiPriority="68"/>
+    <w:lsdException w:name="Medium Grid 3 Accent 4" w:uiPriority="69"/>
+    <w:lsdException w:name="Dark List Accent 4" w:uiPriority="70"/>
+    <w:lsdException w:name="Colorful Shading Accent 4" w:uiPriority="71"/>
+    <w:lsdException w:name="Colorful List Accent 4" w:uiPriority="72"/>
+    <w:lsdException w:name="Colorful Grid Accent 4" w:uiPriority="73"/>
+    <w:lsdException w:name="Light Shading Accent 5" w:uiPriority="60"/>
+    <w:lsdException w:name="Light List Accent 5" w:uiPriority="61"/>
+    <w:lsdException w:name="Light Grid Accent 5" w:uiPriority="62"/>
+    <w:lsdException w:name="Medium Shading 1 Accent 5" w:uiPriority="63"/>
+    <w:lsdException w:name="Medium Shading 2 Accent 5" w:uiPriority="64"/>
+    <w:lsdException w:name="Medium List 1 Accent 5" w:uiPriority="65"/>
+    <w:lsdException w:name="Medium List 2 Accent 5" w:uiPriority="66"/>
+    <w:lsdException w:name="Medium Grid 1 Accent 5" w:uiPriority="67"/>
+    <w:lsdException w:name="Medium Grid 2 Accent 5" w:uiPriority="68"/>
+    <w:lsdException w:name="Medium Grid 3 Accent 5" w:uiPriority="69"/>
+    <w:lsdException w:name="Dark List Accent 5" w:uiPriority="70"/>
+    <w:lsdException w:name="Colorful Shading Accent 5" w:uiPriority="71"/>
+    <w:lsdException w:name="Colorful List Accent 5" w:uiPriority="72"/>
+    <w:lsdException w:name="Colorful Grid Accent 5" w:uiPriority="73"/>
+    <w:lsdException w:name="Light Shading Accent 6" w:uiPriority="60"/>
+    <w:lsdException w:name="Light List Accent 6" w:uiPriority="61"/>
+    <w:lsdException w:name="Light Grid Accent 6" w:uiPriority="62"/>
+    <w:lsdException w:name="Medium Shading 1 Accent 6" w:uiPriority="63"/>
+    <w:lsdException w:name="Medium Shading 2 Accent 6" w:uiPriority="64"/>
+    <w:lsdException w:name="Medium List 1 Accent 6" w:uiPriority="65"/>
+    <w:lsdException w:name="Medium List 2 Accent 6" w:uiPriority="66"/>
+    <w:lsdException w:name="Medium Grid 1 Accent 6" w:uiPriority="67"/>
+    <w:lsdException w:name="Medium Grid 2 Accent 6" w:uiPriority="68"/>
+    <w:lsdException w:name="Medium Grid 3 Accent 6" w:uiPriority="69"/>
+    <w:lsdException w:name="Dark List Accent 6" w:uiPriority="70"/>
+    <w:lsdException w:name="Colorful Shading Accent 6" w:uiPriority="71"/>
+    <w:lsdException w:name="Colorful List Accent 6" w:uiPriority="72"/>
+    <w:lsdException w:name="Colorful Grid Accent 6" w:uiPriority="73"/>
+    <w:lsdException w:name="Subtle Emphasis" w:uiPriority="19" w:qFormat="1"/>
+    <w:lsdException w:name="Intense Emphasis" w:uiPriority="21" w:qFormat="1"/>
+    <w:lsdException w:name="Subtle Reference" w:uiPriority="31" w:qFormat="1"/>
+    <w:lsdException w:name="Intense Reference" w:uiPriority="32" w:qFormat="1"/>
+    <w:lsdException w:name="Book Title" w:uiPriority="33" w:qFormat="1"/>
+    <w:lsdException w:name="Bibliography" w:semiHidden="1" w:uiPriority="37" w:unhideWhenUsed="1"/>
+    <w:lsdException w:name="TOC Heading" w:semiHidden="1" w:uiPriority="39" w:unhideWhenUsed="1" w:qFormat="1"/>
+    <w:lsdException w:name="Plain Table 1" w:uiPriority="41"/>
+    <w:lsdException w:name="Plain Table 2" w:uiPriority="42"/>
+    <w:lsdException w:name="Plain Table 3" w:uiPriority="43"/>
+    <w:lsdException w:name="Plain Table 4" w:uiPriority="44"/>
+    <w:lsdException w:name="Plain Table 5" w:uiPriority="45"/>
+    <w:lsdException w:name="Grid Table Light" w:uiPriority="40"/>
+    <w:lsdException w:name="Grid Table 1 Light" w:uiPriority="46"/>
+    <w:lsdException w:name="Grid Table 2" w:uiPriority="47"/>
+    <w:lsdException w:name="Grid Table 3" w:uiPriority="48"/>
+    <w:lsdException w:name="Grid Table 4" w:uiPriority="49"/>
+    <w:lsdException w:name="Grid Table 5 Dark" w:uiPriority="50"/>
+    <w:lsdException w:name="Grid Table 6 Colorful" w:uiPriority="51"/>
+    <w:lsdException w:name="Grid Table 7 Colorful" w:uiPriority="52"/>
+    <w:lsdException w:name="Grid Table 1 Light Accent 1" w:uiPriority="46"/>
+    <w:lsdException w:name="Grid Table 2 Accent 1" w:uiPriority="47"/>
+    <w:lsdException w:name="Grid Table 3 Accent 1" w:uiPriority="48"/>
+    <w:lsdException w:name="Grid Table 4 Accent 1" w:uiPriority="49"/>
+    <w:lsdException w:name="Grid Table 5 Dark Accent 1" w:uiPriority="50"/>
+    <w:lsdException w:name="Grid Table 6 Colorful Accent 1" w:uiPriority="51"/>
+    <w:lsdException w:name="Grid Table 7 Colorful Accent 1" w:uiPriority="52"/>
+    <w:lsdException w:name="Grid Table 1 Light Accent 2" w:uiPriority="46"/>
+    <w:lsdException w:name="Grid Table 2 Accent 2" w:uiPriority="47"/>
+    <w:lsdException w:name="Grid Table 3 Accent 2" w:uiPriority="48"/>
+    <w:lsdException w:name="Grid Table 4 Accent 2" w:uiPriority="49"/>
+    <w:lsdException w:name="Grid Table 5 Dark Accent 2" w:uiPriority="50"/>
+    <w:lsdException w:name="Grid Table 6 Colorful Accent 2" w:uiPriority="51"/>
+    <w:lsdException w:name="Grid Table 7 Colorful Accent 2" w:uiPriority="52"/>
+    <w:lsdException w:name="Grid Table 1 Light Accent 3" w:uiPriority="46"/>
+    <w:lsdException w:name="Grid Table 2 Accent 3" w:uiPriority="47"/>
+    <w:lsdException w:name="Grid Table 3 Accent 3" w:uiPriority="48"/>
+    <w:lsdException w:name="Grid Table 4 Accent 3" w:uiPriority="49"/>
+    <w:lsdException w:name="Grid Table 5 Dark Accent 3" w:uiPriority="50"/>
+    <w:lsdException w:name="Grid Table 6 Colorful Accent 3" w:uiPriority="51"/>
+    <w:lsdException w:name="Grid Table 7 Colorful Accent 3" w:uiPriority="52"/>
+    <w:lsdException w:name="Grid Table 1 Light Accent 4" w:uiPriority="46"/>
+    <w:lsdException w:name="Grid Table 2 Accent 4" w:uiPriority="47"/>
+    <w:lsdException w:name="Grid Table 3 Accent 4" w:uiPriority="48"/>
+    <w:lsdException w:name="Grid Table 4 Accent 4" w:uiPriority="49"/>
+    <w:lsdException w:name="Grid Table 5 Dark Accent 4" w:uiPriority="50"/>
+    <w:lsdException w:name="Grid Table 6 Colorful Accent 4" w:uiPriority="51"/>
+    <w:lsdException w:name="Grid Table 7 Colorful Accent 4" w:uiPriority="52"/>
+    <w:lsdException w:name="Grid Table 1 Light Accent 5" w:uiPriority="46"/>
+    <w:lsdException w:name="Grid Table 2 Accent 5" w:uiPriority="47"/>
+    <w:lsdException w:name="Grid Table 3 Accent 5" w:uiPriority="48"/>
+    <w:lsdException w:name="Grid Table 4 Accent 5" w:uiPriority="49"/>
+    <w:lsdException w:name="Grid Table 5 Dark Accent 5" w:uiPriority="50"/>
+    <w:lsdException w:name="Grid Table 6 Colorful Accent 5" w:uiPriority="51"/>
+    <w:lsdException w:name="Grid Table 7 Colorful Accent 5" w:uiPriority="52"/>
+    <w:lsdException w:name="Grid Table 1 Light Accent 6" w:uiPriority="46"/>
+    <w:lsdException w:name="Grid Table 2 Accent 6" w:uiPriority="47"/>
+    <w:lsdException w:name="Grid Table 3 Accent 6" w:uiPriority="48"/>
+    <w:lsdException w:name="Grid Table 4 Accent 6" w:uiPriority="49"/>
+    <w:lsdException w:name="Grid Table 5 Dark Accent 6" w:uiPriority="50"/>
+    <w:lsdException w:name="Grid Table 6 Colorful Accent 6" w:uiPriority="51"/>
+    <w:lsdException w:name="Grid Table 7 Colorful Accent 6" w:uiPriority="52"/>
+    <w:lsdException w:name="List Table 1 Light" w:uiPriority="46"/>
+    <w:lsdException w:name="List Table 2" w:uiPriority="47"/>
+    <w:lsdException w:name="List Table 3" w:uiPriority="48"/>
+    <w:lsdException w:name="List Table 4" w:uiPriority="49"/>
+    <w:lsdException w:name="List Table 5 Dark" w:uiPriority="50"/>
+    <w:lsdException w:name="List Table 6 Colorful" w:uiPriority="51"/>
+    <w:lsdException w:name="List Table 7 Colorful" w:uiPriority="52"/>
+    <w:lsdException w:name="List Table 1 Light Accent 1" w:uiPriority="46"/>
+    <w:lsdException w:name="List Table 2 Accent 1" w:uiPriority="47"/>
+    <w:lsdException w:name="List Table 3 Accent 1" w:uiPriority="48"/>
+    <w:lsdException w:name="List Table 4 Accent 1" w:uiPriority="49"/>
+    <w:lsdException w:name="List Table 5 Dark Accent 1" w:uiPriority="50"/>
+    <w:lsdException w:name="List Table 6 Colorful Accent 1" w:uiPriority="51"/>
+    <w:lsdException w:name="List Table 7 Colorful Accent 1" w:uiPriority="52"/>
+    <w:lsdException w:name="List Table 1 Light Accent 2" w:uiPriority="46"/>
+    <w:lsdException w:name="List Table 2 Accent 2" w:uiPriority="47"/>
+    <w:lsdException w:name="List Table 3 Accent 2" w:uiPriority="48"/>
+    <w:lsdException w:name="List Table 4 Accent 2" w:uiPriority="49"/>
+    <w:lsdException w:name="List Table 5 Dark Accent 2" w:uiPriority="50"/>
+    <w:lsdException w:name="List Table 6 Colorful Accent 2" w:uiPriority="51"/>
+    <w:lsdException w:name="List Table 7 Colorful Accent 2" w:uiPriority="52"/>
+    <w:lsdException w:name="List Table 1 Light Accent 3" w:uiPriority="46"/>
+    <w:lsdException w:name="List Table 2 Accent 3" w:uiPriority="47"/>
+    <w:lsdException w:name="List Table 3 Accent 3" w:uiPriority="48"/>
+    <w:lsdException w:name="List Table 4 Accent 3" w:uiPriority="49"/>
+    <w:lsdException w:name="List Table 5 Dark Accent 3" w:uiPriority="50"/>
+    <w:lsdException w:name="List Table 6 Colorful Accent 3" w:uiPriority="51"/>
+    <w:lsdException w:name="List Table 7 Colorful Accent 3" w:uiPriority="52"/>
+    <w:lsdException w:name="List Table 1 Light Accent 4" w:uiPriority="46"/>
+    <w:lsdException w:name="List Table 2 Accent 4" w:uiPriority="47"/>
+    <w:lsdException w:name="List Table 3 Accent 4" w:uiPriority="48"/>
+    <w:lsdException w:name="List Table 4 Accent 4" w:uiPriority="49"/>
+    <w:lsdException w:name="List Table 5 Dark Accent 4" w:uiPriority="50"/>
+    <w:lsdException w:name="List Table 6 Colorful Accent 4" w:uiPriority="51"/>
+    <w:lsdException w:name="List Table 7 Colorful Accent 4" w:uiPriority="52"/>
+    <w:lsdException w:name="List Table 1 Light Accent 5" w:uiPriority="46"/>
+    <w:lsdException w:name="List Table 2 Accent 5" w:uiPriority="47"/>
+    <w:lsdException w:name="List Table 3 Accent 5" w:uiPriority="48"/>
+    <w:lsdException w:name="List Table 4 Accent 5" w:uiPriority="49"/>
+    <w:lsdException w:name="List Table 5 Dark Accent 5" w:uiPriority="50"/>
+    <w:lsdException w:name="List Table 6 Colorful Accent 5" w:uiPriority="51"/>
+    <w:lsdException w:name="List Table 7 Colorful Accent 5" w:uiPriority="52"/>
+    <w:lsdException w:name="List Table 1 Light Accent 6" w:uiPriority="46"/>
+    <w:lsdException w:name="List Table 2 Accent 6" w:uiPriority="47"/>
+    <w:lsdException w:name="List Table 3 Accent 6" w:uiPriority="48"/>
+    <w:lsdException w:name="List Table 4 Accent 6" w:uiPriority="49"/>
+    <w:lsdException w:name="List Table 5 Dark Accent 6" w:uiPriority="50"/>
+    <w:lsdException w:name="List Table 6 Colorful Accent 6" w:uiPriority="51"/>
+    <w:lsdException w:name="List Table 7 Colorful Accent 6" w:uiPriority="52"/>
+    <w:lsdException w:name="Mention" w:semiHidden="1" w:unhideWhenUsed="1"/>
+    <w:lsdException w:name="Smart Hyperlink" w:semiHidden="1" w:unhideWhenUsed="1"/>
+    <w:lsdException w:name="Hashtag" w:semiHidden="1" w:unhideWhenUsed="1"/>
+    <w:lsdException w:name="Unresolved Mention" w:semiHidden="1" w:unhideWhenUsed="1"/>
+    <w:lsdException w:name="Smart Link" w:semiHidden="1" w:unhideWhenUsed="1"/>
   </w:latentStyles>
   <w:style w:type="paragraph" w:default="1" w:styleId="Normal">
     <w:name w:val="Normal"/>
@@ -16131,7 +16386,6 @@
       <w:spacing w:after="0" w:line="240" w:lineRule="auto"/>
     </w:pPr>
     <w:tblPr>
-      <w:tblInd w:w="0" w:type="dxa"/>
       <w:tblBorders>
         <w:top w:val="single" w:sz="4" w:space="0" w:color="auto"/>
         <w:left w:val="single" w:sz="4" w:space="0" w:color="auto"/>
@@ -16140,279 +16394,6 @@
         <w:insideH w:val="single" w:sz="4" w:space="0" w:color="auto"/>
         <w:insideV w:val="single" w:sz="4" w:space="0" w:color="auto"/>
       </w:tblBorders>
-      <w:tblCellMar>
-        <w:top w:w="0" w:type="dxa"/>
-        <w:left w:w="108" w:type="dxa"/>
-        <w:bottom w:w="0" w:type="dxa"/>
-        <w:right w:w="108" w:type="dxa"/>
-      </w:tblCellMar>
-    </w:tblPr>
-  </w:style>
-</w:styles>
-</file>
-
-<file path=word/stylesWithEffects.xml><?xml version="1.0" encoding="utf-8"?>
-<w:styles xmlns:wpc="http://schemas.microsoft.com/office/word/2010/wordprocessingCanvas" xmlns:mc="http://schemas.openxmlformats.org/markup-compatibility/2006" xmlns:o="urn:schemas-microsoft-com:office:office" xmlns:r="http://schemas.openxmlformats.org/officeDocument/2006/relationships" xmlns:m="http://schemas.openxmlformats.org/officeDocument/2006/math" xmlns:v="urn:schemas-microsoft-com:vml" xmlns:wp14="http://schemas.microsoft.com/office/word/2010/wordprocessingDrawing" xmlns:wp="http://schemas.openxmlformats.org/drawingml/2006/wordprocessingDrawing" xmlns:w10="urn:schemas-microsoft-com:office:word" xmlns:w="http://schemas.openxmlformats.org/wordprocessingml/2006/main" xmlns:w14="http://schemas.microsoft.com/office/word/2010/wordml" xmlns:wpg="http://schemas.microsoft.com/office/word/2010/wordprocessingGroup" xmlns:wpi="http://schemas.microsoft.com/office/word/2010/wordprocessingInk" xmlns:wne="http://schemas.microsoft.com/office/word/2006/wordml" xmlns:wps="http://schemas.microsoft.com/office/word/2010/wordprocessingShape" mc:Ignorable="w14 wp14">
-  <w:docDefaults>
-    <w:rPrDefault>
-      <w:rPr>
-        <w:rFonts w:asciiTheme="minorHAnsi" w:eastAsiaTheme="minorHAnsi" w:hAnsiTheme="minorHAnsi" w:cstheme="minorBidi"/>
-        <w:sz w:val="22"/>
-        <w:szCs w:val="22"/>
-        <w:lang w:val="vi-VN" w:eastAsia="en-US" w:bidi="ar-SA"/>
-      </w:rPr>
-    </w:rPrDefault>
-    <w:pPrDefault>
-      <w:pPr>
-        <w:spacing w:after="200" w:line="276" w:lineRule="auto"/>
-      </w:pPr>
-    </w:pPrDefault>
-  </w:docDefaults>
-  <w:latentStyles w:defLockedState="0" w:defUIPriority="99" w:defSemiHidden="1" w:defUnhideWhenUsed="1" w:defQFormat="0" w:count="267">
-    <w:lsdException w:name="Normal" w:semiHidden="0" w:uiPriority="0" w:unhideWhenUsed="0" w:qFormat="1"/>
-    <w:lsdException w:name="heading 1" w:semiHidden="0" w:uiPriority="9" w:unhideWhenUsed="0" w:qFormat="1"/>
-    <w:lsdException w:name="heading 2" w:uiPriority="9" w:qFormat="1"/>
-    <w:lsdException w:name="heading 3" w:uiPriority="9" w:qFormat="1"/>
-    <w:lsdException w:name="heading 4" w:uiPriority="9" w:qFormat="1"/>
-    <w:lsdException w:name="heading 5" w:uiPriority="9" w:qFormat="1"/>
-    <w:lsdException w:name="heading 6" w:uiPriority="9" w:qFormat="1"/>
-    <w:lsdException w:name="heading 7" w:uiPriority="9" w:qFormat="1"/>
-    <w:lsdException w:name="heading 8" w:uiPriority="9" w:qFormat="1"/>
-    <w:lsdException w:name="heading 9" w:uiPriority="9" w:qFormat="1"/>
-    <w:lsdException w:name="toc 1" w:uiPriority="39"/>
-    <w:lsdException w:name="toc 2" w:uiPriority="39"/>
-    <w:lsdException w:name="toc 3" w:uiPriority="39"/>
-    <w:lsdException w:name="toc 4" w:uiPriority="39"/>
-    <w:lsdException w:name="toc 5" w:uiPriority="39"/>
-    <w:lsdException w:name="toc 6" w:uiPriority="39"/>
-    <w:lsdException w:name="toc 7" w:uiPriority="39"/>
-    <w:lsdException w:name="toc 8" w:uiPriority="39"/>
-    <w:lsdException w:name="toc 9" w:uiPriority="39"/>
-    <w:lsdException w:name="caption" w:uiPriority="35" w:qFormat="1"/>
-    <w:lsdException w:name="Title" w:semiHidden="0" w:uiPriority="10" w:unhideWhenUsed="0" w:qFormat="1"/>
-    <w:lsdException w:name="Default Paragraph Font" w:uiPriority="1"/>
-    <w:lsdException w:name="Subtitle" w:semiHidden="0" w:uiPriority="11" w:unhideWhenUsed="0" w:qFormat="1"/>
-    <w:lsdException w:name="Strong" w:semiHidden="0" w:uiPriority="22" w:unhideWhenUsed="0" w:qFormat="1"/>
-    <w:lsdException w:name="Emphasis" w:semiHidden="0" w:uiPriority="20" w:unhideWhenUsed="0" w:qFormat="1"/>
-    <w:lsdException w:name="Table Grid" w:semiHidden="0" w:uiPriority="59" w:unhideWhenUsed="0"/>
-    <w:lsdException w:name="Placeholder Text" w:unhideWhenUsed="0"/>
-    <w:lsdException w:name="No Spacing" w:semiHidden="0" w:uiPriority="1" w:unhideWhenUsed="0" w:qFormat="1"/>
-    <w:lsdException w:name="Light Shading" w:semiHidden="0" w:uiPriority="60" w:unhideWhenUsed="0"/>
-    <w:lsdException w:name="Light List" w:semiHidden="0" w:uiPriority="61" w:unhideWhenUsed="0"/>
-    <w:lsdException w:name="Light Grid" w:semiHidden="0" w:uiPriority="62" w:unhideWhenUsed="0"/>
-    <w:lsdException w:name="Medium Shading 1" w:semiHidden="0" w:uiPriority="63" w:unhideWhenUsed="0"/>
-    <w:lsdException w:name="Medium Shading 2" w:semiHidden="0" w:uiPriority="64" w:unhideWhenUsed="0"/>
-    <w:lsdException w:name="Medium List 1" w:semiHidden="0" w:uiPriority="65" w:unhideWhenUsed="0"/>
-    <w:lsdException w:name="Medium List 2" w:semiHidden="0" w:uiPriority="66" w:unhideWhenUsed="0"/>
-    <w:lsdException w:name="Medium Grid 1" w:semiHidden="0" w:uiPriority="67" w:unhideWhenUsed="0"/>
-    <w:lsdException w:name="Medium Grid 2" w:semiHidden="0" w:uiPriority="68" w:unhideWhenUsed="0"/>
-    <w:lsdException w:name="Medium Grid 3" w:semiHidden="0" w:uiPriority="69" w:unhideWhenUsed="0"/>
-    <w:lsdException w:name="Dark List" w:semiHidden="0" w:uiPriority="70" w:unhideWhenUsed="0"/>
-    <w:lsdException w:name="Colorful Shading" w:semiHidden="0" w:uiPriority="71" w:unhideWhenUsed="0"/>
-    <w:lsdException w:name="Colorful List" w:semiHidden="0" w:uiPriority="72" w:unhideWhenUsed="0"/>
-    <w:lsdException w:name="Colorful Grid" w:semiHidden="0" w:uiPriority="73" w:unhideWhenUsed="0"/>
-    <w:lsdException w:name="Light Shading Accent 1" w:semiHidden="0" w:uiPriority="60" w:unhideWhenUsed="0"/>
-    <w:lsdException w:name="Light List Accent 1" w:semiHidden="0" w:uiPriority="61" w:unhideWhenUsed="0"/>
-    <w:lsdException w:name="Light Grid Accent 1" w:semiHidden="0" w:uiPriority="62" w:unhideWhenUsed="0"/>
-    <w:lsdException w:name="Medium Shading 1 Accent 1" w:semiHidden="0" w:uiPriority="63" w:unhideWhenUsed="0"/>
-    <w:lsdException w:name="Medium Shading 2 Accent 1" w:semiHidden="0" w:uiPriority="64" w:unhideWhenUsed="0"/>
-    <w:lsdException w:name="Medium List 1 Accent 1" w:semiHidden="0" w:uiPriority="65" w:unhideWhenUsed="0"/>
-    <w:lsdException w:name="Revision" w:unhideWhenUsed="0"/>
-    <w:lsdException w:name="List Paragraph" w:semiHidden="0" w:uiPriority="34" w:unhideWhenUsed="0" w:qFormat="1"/>
-    <w:lsdException w:name="Quote" w:semiHidden="0" w:uiPriority="29" w:unhideWhenUsed="0" w:qFormat="1"/>
-    <w:lsdException w:name="Intense Quote" w:semiHidden="0" w:uiPriority="30" w:unhideWhenUsed="0" w:qFormat="1"/>
-    <w:lsdException w:name="Medium List 2 Accent 1" w:semiHidden="0" w:uiPriority="66" w:unhideWhenUsed="0"/>
-    <w:lsdException w:name="Medium Grid 1 Accent 1" w:semiHidden="0" w:uiPriority="67" w:unhideWhenUsed="0"/>
-    <w:lsdException w:name="Medium Grid 2 Accent 1" w:semiHidden="0" w:uiPriority="68" w:unhideWhenUsed="0"/>
-    <w:lsdException w:name="Medium Grid 3 Accent 1" w:semiHidden="0" w:uiPriority="69" w:unhideWhenUsed="0"/>
-    <w:lsdException w:name="Dark List Accent 1" w:semiHidden="0" w:uiPriority="70" w:unhideWhenUsed="0"/>
-    <w:lsdException w:name="Colorful Shading Accent 1" w:semiHidden="0" w:uiPriority="71" w:unhideWhenUsed="0"/>
-    <w:lsdException w:name="Colorful List Accent 1" w:semiHidden="0" w:uiPriority="72" w:unhideWhenUsed="0"/>
-    <w:lsdException w:name="Colorful Grid Accent 1" w:semiHidden="0" w:uiPriority="73" w:unhideWhenUsed="0"/>
-    <w:lsdException w:name="Light Shading Accent 2" w:semiHidden="0" w:uiPriority="60" w:unhideWhenUsed="0"/>
-    <w:lsdException w:name="Light List Accent 2" w:semiHidden="0" w:uiPriority="61" w:unhideWhenUsed="0"/>
-    <w:lsdException w:name="Light Grid Accent 2" w:semiHidden="0" w:uiPriority="62" w:unhideWhenUsed="0"/>
-    <w:lsdException w:name="Medium Shading 1 Accent 2" w:semiHidden="0" w:uiPriority="63" w:unhideWhenUsed="0"/>
-    <w:lsdException w:name="Medium Shading 2 Accent 2" w:semiHidden="0" w:uiPriority="64" w:unhideWhenUsed="0"/>
-    <w:lsdException w:name="Medium List 1 Accent 2" w:semiHidden="0" w:uiPriority="65" w:unhideWhenUsed="0"/>
-    <w:lsdException w:name="Medium List 2 Accent 2" w:semiHidden="0" w:uiPriority="66" w:unhideWhenUsed="0"/>
-    <w:lsdException w:name="Medium Grid 1 Accent 2" w:semiHidden="0" w:uiPriority="67" w:unhideWhenUsed="0"/>
-    <w:lsdException w:name="Medium Grid 2 Accent 2" w:semiHidden="0" w:uiPriority="68" w:unhideWhenUsed="0"/>
-    <w:lsdException w:name="Medium Grid 3 Accent 2" w:semiHidden="0" w:uiPriority="69" w:unhideWhenUsed="0"/>
-    <w:lsdException w:name="Dark List Accent 2" w:semiHidden="0" w:uiPriority="70" w:unhideWhenUsed="0"/>
-    <w:lsdException w:name="Colorful Shading Accent 2" w:semiHidden="0" w:uiPriority="71" w:unhideWhenUsed="0"/>
-    <w:lsdException w:name="Colorful List Accent 2" w:semiHidden="0" w:uiPriority="72" w:unhideWhenUsed="0"/>
-    <w:lsdException w:name="Colorful Grid Accent 2" w:semiHidden="0" w:uiPriority="73" w:unhideWhenUsed="0"/>
-    <w:lsdException w:name="Light Shading Accent 3" w:semiHidden="0" w:uiPriority="60" w:unhideWhenUsed="0"/>
-    <w:lsdException w:name="Light List Accent 3" w:semiHidden="0" w:uiPriority="61" w:unhideWhenUsed="0"/>
-    <w:lsdException w:name="Light Grid Accent 3" w:semiHidden="0" w:uiPriority="62" w:unhideWhenUsed="0"/>
-    <w:lsdException w:name="Medium Shading 1 Accent 3" w:semiHidden="0" w:uiPriority="63" w:unhideWhenUsed="0"/>
-    <w:lsdException w:name="Medium Shading 2 Accent 3" w:semiHidden="0" w:uiPriority="64" w:unhideWhenUsed="0"/>
-    <w:lsdException w:name="Medium List 1 Accent 3" w:semiHidden="0" w:uiPriority="65" w:unhideWhenUsed="0"/>
-    <w:lsdException w:name="Medium List 2 Accent 3" w:semiHidden="0" w:uiPriority="66" w:unhideWhenUsed="0"/>
-    <w:lsdException w:name="Medium Grid 1 Accent 3" w:semiHidden="0" w:uiPriority="67" w:unhideWhenUsed="0"/>
-    <w:lsdException w:name="Medium Grid 2 Accent 3" w:semiHidden="0" w:uiPriority="68" w:unhideWhenUsed="0"/>
-    <w:lsdException w:name="Medium Grid 3 Accent 3" w:semiHidden="0" w:uiPriority="69" w:unhideWhenUsed="0"/>
-    <w:lsdException w:name="Dark List Accent 3" w:semiHidden="0" w:uiPriority="70" w:unhideWhenUsed="0"/>
-    <w:lsdException w:name="Colorful Shading Accent 3" w:semiHidden="0" w:uiPriority="71" w:unhideWhenUsed="0"/>
-    <w:lsdException w:name="Colorful List Accent 3" w:semiHidden="0" w:uiPriority="72" w:unhideWhenUsed="0"/>
-    <w:lsdException w:name="Colorful Grid Accent 3" w:semiHidden="0" w:uiPriority="73" w:unhideWhenUsed="0"/>
-    <w:lsdException w:name="Light Shading Accent 4" w:semiHidden="0" w:uiPriority="60" w:unhideWhenUsed="0"/>
-    <w:lsdException w:name="Light List Accent 4" w:semiHidden="0" w:uiPriority="61" w:unhideWhenUsed="0"/>
-    <w:lsdException w:name="Light Grid Accent 4" w:semiHidden="0" w:uiPriority="62" w:unhideWhenUsed="0"/>
-    <w:lsdException w:name="Medium Shading 1 Accent 4" w:semiHidden="0" w:uiPriority="63" w:unhideWhenUsed="0"/>
-    <w:lsdException w:name="Medium Shading 2 Accent 4" w:semiHidden="0" w:uiPriority="64" w:unhideWhenUsed="0"/>
-    <w:lsdException w:name="Medium List 1 Accent 4" w:semiHidden="0" w:uiPriority="65" w:unhideWhenUsed="0"/>
-    <w:lsdException w:name="Medium List 2 Accent 4" w:semiHidden="0" w:uiPriority="66" w:unhideWhenUsed="0"/>
-    <w:lsdException w:name="Medium Grid 1 Accent 4" w:semiHidden="0" w:uiPriority="67" w:unhideWhenUsed="0"/>
-    <w:lsdException w:name="Medium Grid 2 Accent 4" w:semiHidden="0" w:uiPriority="68" w:unhideWhenUsed="0"/>
-    <w:lsdException w:name="Medium Grid 3 Accent 4" w:semiHidden="0" w:uiPriority="69" w:unhideWhenUsed="0"/>
-    <w:lsdException w:name="Dark List Accent 4" w:semiHidden="0" w:uiPriority="70" w:unhideWhenUsed="0"/>
-    <w:lsdException w:name="Colorful Shading Accent 4" w:semiHidden="0" w:uiPriority="71" w:unhideWhenUsed="0"/>
-    <w:lsdException w:name="Colorful List Accent 4" w:semiHidden="0" w:uiPriority="72" w:unhideWhenUsed="0"/>
-    <w:lsdException w:name="Colorful Grid Accent 4" w:semiHidden="0" w:uiPriority="73" w:unhideWhenUsed="0"/>
-    <w:lsdException w:name="Light Shading Accent 5" w:semiHidden="0" w:uiPriority="60" w:unhideWhenUsed="0"/>
-    <w:lsdException w:name="Light List Accent 5" w:semiHidden="0" w:uiPriority="61" w:unhideWhenUsed="0"/>
-    <w:lsdException w:name="Light Grid Accent 5" w:semiHidden="0" w:uiPriority="62" w:unhideWhenUsed="0"/>
-    <w:lsdException w:name="Medium Shading 1 Accent 5" w:semiHidden="0" w:uiPriority="63" w:unhideWhenUsed="0"/>
-    <w:lsdException w:name="Medium Shading 2 Accent 5" w:semiHidden="0" w:uiPriority="64" w:unhideWhenUsed="0"/>
-    <w:lsdException w:name="Medium List 1 Accent 5" w:semiHidden="0" w:uiPriority="65" w:unhideWhenUsed="0"/>
-    <w:lsdException w:name="Medium List 2 Accent 5" w:semiHidden="0" w:uiPriority="66" w:unhideWhenUsed="0"/>
-    <w:lsdException w:name="Medium Grid 1 Accent 5" w:semiHidden="0" w:uiPriority="67" w:unhideWhenUsed="0"/>
-    <w:lsdException w:name="Medium Grid 2 Accent 5" w:semiHidden="0" w:uiPriority="68" w:unhideWhenUsed="0"/>
-    <w:lsdException w:name="Medium Grid 3 Accent 5" w:semiHidden="0" w:uiPriority="69" w:unhideWhenUsed="0"/>
-    <w:lsdException w:name="Dark List Accent 5" w:semiHidden="0" w:uiPriority="70" w:unhideWhenUsed="0"/>
-    <w:lsdException w:name="Colorful Shading Accent 5" w:semiHidden="0" w:uiPriority="71" w:unhideWhenUsed="0"/>
-    <w:lsdException w:name="Colorful List Accent 5" w:semiHidden="0" w:uiPriority="72" w:unhideWhenUsed="0"/>
-    <w:lsdException w:name="Colorful Grid Accent 5" w:semiHidden="0" w:uiPriority="73" w:unhideWhenUsed="0"/>
-    <w:lsdException w:name="Light Shading Accent 6" w:semiHidden="0" w:uiPriority="60" w:unhideWhenUsed="0"/>
-    <w:lsdException w:name="Light List Accent 6" w:semiHidden="0" w:uiPriority="61" w:unhideWhenUsed="0"/>
-    <w:lsdException w:name="Light Grid Accent 6" w:semiHidden="0" w:uiPriority="62" w:unhideWhenUsed="0"/>
-    <w:lsdException w:name="Medium Shading 1 Accent 6" w:semiHidden="0" w:uiPriority="63" w:unhideWhenUsed="0"/>
-    <w:lsdException w:name="Medium Shading 2 Accent 6" w:semiHidden="0" w:uiPriority="64" w:unhideWhenUsed="0"/>
-    <w:lsdException w:name="Medium List 1 Accent 6" w:semiHidden="0" w:uiPriority="65" w:unhideWhenUsed="0"/>
-    <w:lsdException w:name="Medium List 2 Accent 6" w:semiHidden="0" w:uiPriority="66" w:unhideWhenUsed="0"/>
-    <w:lsdException w:name="Medium Grid 1 Accent 6" w:semiHidden="0" w:uiPriority="67" w:unhideWhenUsed="0"/>
-    <w:lsdException w:name="Medium Grid 2 Accent 6" w:semiHidden="0" w:uiPriority="68" w:unhideWhenUsed="0"/>
-    <w:lsdException w:name="Medium Grid 3 Accent 6" w:semiHidden="0" w:uiPriority="69" w:unhideWhenUsed="0"/>
-    <w:lsdException w:name="Dark List Accent 6" w:semiHidden="0" w:uiPriority="70" w:unhideWhenUsed="0"/>
-    <w:lsdException w:name="Colorful Shading Accent 6" w:semiHidden="0" w:uiPriority="71" w:unhideWhenUsed="0"/>
-    <w:lsdException w:name="Colorful List Accent 6" w:semiHidden="0" w:uiPriority="72" w:unhideWhenUsed="0"/>
-    <w:lsdException w:name="Colorful Grid Accent 6" w:semiHidden="0" w:uiPriority="73" w:unhideWhenUsed="0"/>
-    <w:lsdException w:name="Subtle Emphasis" w:semiHidden="0" w:uiPriority="19" w:unhideWhenUsed="0" w:qFormat="1"/>
-    <w:lsdException w:name="Intense Emphasis" w:semiHidden="0" w:uiPriority="21" w:unhideWhenUsed="0" w:qFormat="1"/>
-    <w:lsdException w:name="Subtle Reference" w:semiHidden="0" w:uiPriority="31" w:unhideWhenUsed="0" w:qFormat="1"/>
-    <w:lsdException w:name="Intense Reference" w:semiHidden="0" w:uiPriority="32" w:unhideWhenUsed="0" w:qFormat="1"/>
-    <w:lsdException w:name="Book Title" w:semiHidden="0" w:uiPriority="33" w:unhideWhenUsed="0" w:qFormat="1"/>
-    <w:lsdException w:name="Bibliography" w:uiPriority="37"/>
-    <w:lsdException w:name="TOC Heading" w:uiPriority="39" w:qFormat="1"/>
-  </w:latentStyles>
-  <w:style w:type="paragraph" w:default="1" w:styleId="Normal">
-    <w:name w:val="Normal"/>
-    <w:qFormat/>
-  </w:style>
-  <w:style w:type="character" w:default="1" w:styleId="DefaultParagraphFont">
-    <w:name w:val="Default Paragraph Font"/>
-    <w:uiPriority w:val="1"/>
-    <w:semiHidden/>
-    <w:unhideWhenUsed/>
-  </w:style>
-  <w:style w:type="table" w:default="1" w:styleId="TableNormal">
-    <w:name w:val="Normal Table"/>
-    <w:uiPriority w:val="99"/>
-    <w:semiHidden/>
-    <w:unhideWhenUsed/>
-    <w:tblPr>
-      <w:tblInd w:w="0" w:type="dxa"/>
-      <w:tblCellMar>
-        <w:top w:w="0" w:type="dxa"/>
-        <w:left w:w="108" w:type="dxa"/>
-        <w:bottom w:w="0" w:type="dxa"/>
-        <w:right w:w="108" w:type="dxa"/>
-      </w:tblCellMar>
-    </w:tblPr>
-  </w:style>
-  <w:style w:type="numbering" w:default="1" w:styleId="NoList">
-    <w:name w:val="No List"/>
-    <w:uiPriority w:val="99"/>
-    <w:semiHidden/>
-    <w:unhideWhenUsed/>
-  </w:style>
-  <w:style w:type="paragraph" w:styleId="ListParagraph">
-    <w:name w:val="List Paragraph"/>
-    <w:basedOn w:val="Normal"/>
-    <w:uiPriority w:val="34"/>
-    <w:qFormat/>
-    <w:rsid w:val="00D66587"/>
-    <w:pPr>
-      <w:ind w:left="720"/>
-      <w:contextualSpacing/>
-    </w:pPr>
-  </w:style>
-  <w:style w:type="character" w:styleId="PlaceholderText">
-    <w:name w:val="Placeholder Text"/>
-    <w:basedOn w:val="DefaultParagraphFont"/>
-    <w:uiPriority w:val="99"/>
-    <w:semiHidden/>
-    <w:rsid w:val="0011235E"/>
-    <w:rPr>
-      <w:color w:val="808080"/>
-    </w:rPr>
-  </w:style>
-  <w:style w:type="paragraph" w:styleId="BalloonText">
-    <w:name w:val="Balloon Text"/>
-    <w:basedOn w:val="Normal"/>
-    <w:link w:val="BalloonTextChar"/>
-    <w:uiPriority w:val="99"/>
-    <w:semiHidden/>
-    <w:unhideWhenUsed/>
-    <w:rsid w:val="0011235E"/>
-    <w:pPr>
-      <w:spacing w:after="0" w:line="240" w:lineRule="auto"/>
-    </w:pPr>
-    <w:rPr>
-      <w:rFonts w:ascii="Tahoma" w:hAnsi="Tahoma" w:cs="Tahoma"/>
-      <w:sz w:val="16"/>
-      <w:szCs w:val="16"/>
-    </w:rPr>
-  </w:style>
-  <w:style w:type="character" w:customStyle="1" w:styleId="BalloonTextChar">
-    <w:name w:val="Balloon Text Char"/>
-    <w:basedOn w:val="DefaultParagraphFont"/>
-    <w:link w:val="BalloonText"/>
-    <w:uiPriority w:val="99"/>
-    <w:semiHidden/>
-    <w:rsid w:val="0011235E"/>
-    <w:rPr>
-      <w:rFonts w:ascii="Tahoma" w:hAnsi="Tahoma" w:cs="Tahoma"/>
-      <w:sz w:val="16"/>
-      <w:szCs w:val="16"/>
-    </w:rPr>
-  </w:style>
-  <w:style w:type="table" w:styleId="TableGrid">
-    <w:name w:val="Table Grid"/>
-    <w:basedOn w:val="TableNormal"/>
-    <w:uiPriority w:val="59"/>
-    <w:rsid w:val="001F3B3E"/>
-    <w:pPr>
-      <w:spacing w:after="0" w:line="240" w:lineRule="auto"/>
-    </w:pPr>
-    <w:tblPr>
-      <w:tblInd w:w="0" w:type="dxa"/>
-      <w:tblBorders>
-        <w:top w:val="single" w:sz="4" w:space="0" w:color="auto"/>
-        <w:left w:val="single" w:sz="4" w:space="0" w:color="auto"/>
-        <w:bottom w:val="single" w:sz="4" w:space="0" w:color="auto"/>
-        <w:right w:val="single" w:sz="4" w:space="0" w:color="auto"/>
-        <w:insideH w:val="single" w:sz="4" w:space="0" w:color="auto"/>
-        <w:insideV w:val="single" w:sz="4" w:space="0" w:color="auto"/>
-      </w:tblBorders>
-      <w:tblCellMar>
-        <w:top w:w="0" w:type="dxa"/>
-        <w:left w:w="108" w:type="dxa"/>
-        <w:bottom w:w="0" w:type="dxa"/>
-        <w:right w:w="108" w:type="dxa"/>
-      </w:tblCellMar>
     </w:tblPr>
   </w:style>
 </w:styles>
